--- a/defense/docs/publications/publications_list_ru.docx
+++ b/defense/docs/publications/publications_list_ru.docx
@@ -21,34 +21,53 @@
     </w:p>
     <w:p>
       <w:pPr>
-        <w:ind w:firstLine="709"/>
-        <w:jc w:val="both"/>
+        <w:spacing w:after="0" w:before="0"/>
+        <w:ind w:firstLine="0"/>
+        <w:jc w:val="center"/>
       </w:pPr>
       <w:r>
         <w:rPr>
           <w:rFonts w:ascii="Times New Roman" w:hAnsi="Times New Roman" w:cs="Times New Roman" w:eastAsia="Times New Roman"/>
-          <w:b/>
+          <w:b w:val="0"/>
           <w:i w:val="0"/>
           <w:sz w:val="28"/>
           <w:u w:val="none"/>
         </w:rPr>
-        <w:t>сениор-лектора кафедры «Компьютерная инженерия», докторанта образовательной программы 8D06102 — «Компьютерная и программная инженерия», АО «Международный университет информационных технологий» Есмухамедова Нурмаганбета Сейткалиулы</w:t>
+        <w:t>сениор-лектора кафедры «Компьютерная инженерия»</w:t>
       </w:r>
     </w:p>
     <w:p>
       <w:pPr>
-        <w:ind w:firstLine="709"/>
-        <w:jc w:val="both"/>
+        <w:spacing w:after="0" w:before="0"/>
+        <w:ind w:firstLine="0"/>
+        <w:jc w:val="center"/>
       </w:pPr>
       <w:r>
         <w:rPr>
           <w:rFonts w:ascii="Times New Roman" w:hAnsi="Times New Roman" w:cs="Times New Roman" w:eastAsia="Times New Roman"/>
-          <w:b/>
+          <w:b w:val="0"/>
           <w:i w:val="0"/>
           <w:sz w:val="28"/>
           <w:u w:val="none"/>
         </w:rPr>
-        <w:t>Публикации в международных рецензируемых научных журналах, входящих в базы данных Web of Science (Clarivate Analytics) и Scopus</w:t>
+        <w:t>докторанта образовательной программы 8D06102 — «Компьютерная и программная инженерия», АО «МУИТ»</w:t>
+      </w:r>
+    </w:p>
+    <w:p>
+      <w:pPr>
+        <w:spacing w:after="0" w:before="0"/>
+        <w:ind w:firstLine="0"/>
+        <w:jc w:val="center"/>
+      </w:pPr>
+      <w:r>
+        <w:rPr>
+          <w:rFonts w:ascii="Times New Roman" w:hAnsi="Times New Roman" w:cs="Times New Roman" w:eastAsia="Times New Roman"/>
+          <w:b w:val="0"/>
+          <w:i w:val="0"/>
+          <w:sz w:val="28"/>
+          <w:u w:val="none"/>
+        </w:rPr>
+        <w:t>Есмухамедова Нурмаганбета Сейткалиулы</w:t>
       </w:r>
     </w:p>
     <w:tbl>
@@ -61,17 +80,17 @@
         <w:tblLayout w:type="fixed"/>
       </w:tblPr>
       <w:tblGrid>
-        <w:gridCol w:w="1606"/>
-        <w:gridCol w:w="1606"/>
-        <w:gridCol w:w="1606"/>
-        <w:gridCol w:w="1606"/>
-        <w:gridCol w:w="1606"/>
-        <w:gridCol w:w="1606"/>
+        <w:gridCol w:w="2428"/>
+        <w:gridCol w:w="2428"/>
+        <w:gridCol w:w="2428"/>
+        <w:gridCol w:w="2428"/>
+        <w:gridCol w:w="2428"/>
+        <w:gridCol w:w="2428"/>
       </w:tblGrid>
       <w:tr>
         <w:tc>
           <w:tcPr>
-            <w:tcW w:type="dxa" w:w="434"/>
+            <w:tcW w:type="dxa" w:w="510"/>
           </w:tcPr>
           <w:p>
             <w:pPr>
@@ -93,7 +112,7 @@
         </w:tc>
         <w:tc>
           <w:tcPr>
-            <w:tcW w:type="dxa" w:w="1928"/>
+            <w:tcW w:type="dxa" w:w="3584"/>
           </w:tcPr>
           <w:p>
             <w:pPr>
@@ -109,13 +128,13 @@
                 <w:sz w:val="28"/>
                 <w:u w:val="none"/>
               </w:rPr>
-              <w:t>Название трудов</w:t>
+              <w:t>Наименование научного труда</w:t>
             </w:r>
           </w:p>
         </w:tc>
         <w:tc>
           <w:tcPr>
-            <w:tcW w:type="dxa" w:w="1638"/>
+            <w:tcW w:type="dxa" w:w="1821"/>
           </w:tcPr>
           <w:p>
             <w:pPr>
@@ -131,29 +150,13 @@
                 <w:sz w:val="28"/>
                 <w:u w:val="none"/>
               </w:rPr>
-              <w:t>Характер</w:t>
-            </w:r>
-          </w:p>
-          <w:p>
-            <w:pPr>
-              <w:spacing w:line="240" w:lineRule="auto"/>
-              <w:ind w:firstLine="0"/>
-            </w:pPr>
-            <w:r>
-              <w:rPr>
-                <w:rFonts w:ascii="Times New Roman" w:hAnsi="Times New Roman" w:cs="Times New Roman" w:eastAsia="Times New Roman"/>
-                <w:b/>
-                <w:i w:val="0"/>
-                <w:sz w:val="28"/>
-                <w:u w:val="none"/>
-              </w:rPr>
-              <w:t>работы</w:t>
+              <w:t>Характер работы</w:t>
             </w:r>
           </w:p>
         </w:tc>
         <w:tc>
           <w:tcPr>
-            <w:tcW w:type="dxa" w:w="2650"/>
+            <w:tcW w:type="dxa" w:w="4910"/>
           </w:tcPr>
           <w:p>
             <w:pPr>
@@ -169,29 +172,13 @@
                 <w:sz w:val="28"/>
                 <w:u w:val="none"/>
               </w:rPr>
-              <w:t>Наименование издательства,</w:t>
-            </w:r>
-          </w:p>
-          <w:p>
-            <w:pPr>
-              <w:spacing w:line="240" w:lineRule="auto"/>
-              <w:ind w:firstLine="0"/>
-            </w:pPr>
-            <w:r>
-              <w:rPr>
-                <w:rFonts w:ascii="Times New Roman" w:hAnsi="Times New Roman" w:cs="Times New Roman" w:eastAsia="Times New Roman"/>
-                <w:b/>
-                <w:i w:val="0"/>
-                <w:sz w:val="28"/>
-                <w:u w:val="none"/>
-              </w:rPr>
-              <w:t>журнала (№, год)</w:t>
+              <w:t>Выходные данные</w:t>
             </w:r>
           </w:p>
         </w:tc>
         <w:tc>
           <w:tcPr>
-            <w:tcW w:type="dxa" w:w="1108"/>
+            <w:tcW w:type="dxa" w:w="1151"/>
           </w:tcPr>
           <w:p>
             <w:pPr>
@@ -207,7 +194,7 @@
                 <w:sz w:val="28"/>
                 <w:u w:val="none"/>
               </w:rPr>
-              <w:t>Объем</w:t>
+              <w:t>Объем,</w:t>
             </w:r>
           </w:p>
           <w:p>
@@ -229,7 +216,7 @@
         </w:tc>
         <w:tc>
           <w:tcPr>
-            <w:tcW w:type="dxa" w:w="1879"/>
+            <w:tcW w:type="dxa" w:w="2593"/>
           </w:tcPr>
           <w:p>
             <w:pPr>
@@ -245,23 +232,7 @@
                 <w:sz w:val="28"/>
                 <w:u w:val="none"/>
               </w:rPr>
-              <w:t>Фамилии</w:t>
-            </w:r>
-          </w:p>
-          <w:p>
-            <w:pPr>
-              <w:spacing w:line="240" w:lineRule="auto"/>
-              <w:ind w:firstLine="0"/>
-            </w:pPr>
-            <w:r>
-              <w:rPr>
-                <w:rFonts w:ascii="Times New Roman" w:hAnsi="Times New Roman" w:cs="Times New Roman" w:eastAsia="Times New Roman"/>
-                <w:b/>
-                <w:i w:val="0"/>
-                <w:sz w:val="28"/>
-                <w:u w:val="none"/>
-              </w:rPr>
-              <w:t>соавторов работы</w:t>
+              <w:t>Соавторы</w:t>
             </w:r>
           </w:p>
         </w:tc>
@@ -269,7 +240,7 @@
       <w:tr>
         <w:tc>
           <w:tcPr>
-            <w:tcW w:type="dxa" w:w="434"/>
+            <w:tcW w:type="dxa" w:w="510"/>
           </w:tcPr>
           <w:p>
             <w:pPr>
@@ -291,7 +262,7 @@
         </w:tc>
         <w:tc>
           <w:tcPr>
-            <w:tcW w:type="dxa" w:w="1928"/>
+            <w:tcW w:type="dxa" w:w="3584"/>
           </w:tcPr>
           <w:p>
             <w:pPr>
@@ -313,7 +284,7 @@
         </w:tc>
         <w:tc>
           <w:tcPr>
-            <w:tcW w:type="dxa" w:w="1638"/>
+            <w:tcW w:type="dxa" w:w="1821"/>
           </w:tcPr>
           <w:p>
             <w:pPr>
@@ -335,7 +306,7 @@
         </w:tc>
         <w:tc>
           <w:tcPr>
-            <w:tcW w:type="dxa" w:w="2650"/>
+            <w:tcW w:type="dxa" w:w="4910"/>
           </w:tcPr>
           <w:p>
             <w:pPr>
@@ -357,7 +328,7 @@
         </w:tc>
         <w:tc>
           <w:tcPr>
-            <w:tcW w:type="dxa" w:w="1108"/>
+            <w:tcW w:type="dxa" w:w="1151"/>
           </w:tcPr>
           <w:p>
             <w:pPr>
@@ -379,7 +350,7 @@
         </w:tc>
         <w:tc>
           <w:tcPr>
-            <w:tcW w:type="dxa" w:w="1879"/>
+            <w:tcW w:type="dxa" w:w="2593"/>
           </w:tcPr>
           <w:p>
             <w:pPr>
@@ -403,7 +374,33 @@
       <w:tr>
         <w:tc>
           <w:tcPr>
-            <w:tcW w:type="dxa" w:w="434"/>
+            <w:tcW w:type="dxa" w:w="14569"/>
+            <w:gridSpan w:val="6"/>
+          </w:tcPr>
+          <w:p>
+            <w:pPr>
+              <w:spacing w:line="240" w:lineRule="auto"/>
+              <w:ind w:firstLine="0"/>
+              <w:jc w:val="center"/>
+            </w:pPr>
+            <w:r/>
+            <w:r>
+              <w:rPr>
+                <w:rFonts w:ascii="Times New Roman" w:hAnsi="Times New Roman" w:cs="Times New Roman" w:eastAsia="Times New Roman"/>
+                <w:b/>
+                <w:i w:val="0"/>
+                <w:sz w:val="28"/>
+                <w:u w:val="none"/>
+              </w:rPr>
+              <w:t>В международных рецензируемых научных журналах, входящих в базы данных Web of Science или Scopus</w:t>
+            </w:r>
+          </w:p>
+        </w:tc>
+      </w:tr>
+      <w:tr>
+        <w:tc>
+          <w:tcPr>
+            <w:tcW w:type="dxa" w:w="510"/>
           </w:tcPr>
           <w:p>
             <w:pPr>
@@ -425,7 +422,7 @@
         </w:tc>
         <w:tc>
           <w:tcPr>
-            <w:tcW w:type="dxa" w:w="1928"/>
+            <w:tcW w:type="dxa" w:w="3584"/>
           </w:tcPr>
           <w:p>
             <w:pPr>
@@ -447,7 +444,7 @@
         </w:tc>
         <w:tc>
           <w:tcPr>
-            <w:tcW w:type="dxa" w:w="1638"/>
+            <w:tcW w:type="dxa" w:w="1821"/>
           </w:tcPr>
           <w:p>
             <w:pPr>
@@ -485,7 +482,7 @@
         </w:tc>
         <w:tc>
           <w:tcPr>
-            <w:tcW w:type="dxa" w:w="2650"/>
+            <w:tcW w:type="dxa" w:w="4910"/>
           </w:tcPr>
           <w:p>
             <w:pPr>
@@ -517,7 +514,7 @@
                 <w:sz w:val="28"/>
                 <w:u w:val="none"/>
               </w:rPr>
-              <w:t>DOI: 10.15587/1729-4061.2025.335570</w:t>
+              <w:t>DOI: https://doi.org/10.15587/1729-4061.2025.335570</w:t>
             </w:r>
           </w:p>
           <w:p>
@@ -533,13 +530,13 @@
                 <w:sz w:val="28"/>
                 <w:u w:val="none"/>
               </w:rPr>
-              <w:t>Scopus, Q3; CiteScore 2025 — 2,5; процентиль — 42 (Computer Science Applications, 590/1022)</w:t>
+              <w:t>(CiteScore — 2,5, процентиль — 42, Q3)</w:t>
             </w:r>
           </w:p>
         </w:tc>
         <w:tc>
           <w:tcPr>
-            <w:tcW w:type="dxa" w:w="1108"/>
+            <w:tcW w:type="dxa" w:w="1151"/>
           </w:tcPr>
           <w:p>
             <w:pPr>
@@ -561,7 +558,7 @@
         </w:tc>
         <w:tc>
           <w:tcPr>
-            <w:tcW w:type="dxa" w:w="1879"/>
+            <w:tcW w:type="dxa" w:w="2593"/>
           </w:tcPr>
           <w:p>
             <w:pPr>
@@ -602,19 +599,106 @@
     <w:p/>
     <w:p>
       <w:pPr>
-        <w:ind w:firstLine="709"/>
-        <w:jc w:val="both"/>
+        <w:tabs>
+          <w:tab w:pos="14570" w:val="right"/>
+        </w:tabs>
+        <w:spacing w:after="0" w:before="280"/>
+        <w:ind w:firstLine="0"/>
+        <w:jc w:val="left"/>
       </w:pPr>
       <w:r>
         <w:rPr>
           <w:rFonts w:ascii="Times New Roman" w:hAnsi="Times New Roman" w:cs="Times New Roman" w:eastAsia="Times New Roman"/>
-          <w:b/>
+          <w:b w:val="0"/>
           <w:i w:val="0"/>
           <w:sz w:val="28"/>
           <w:u w:val="none"/>
         </w:rPr>
-        <w:t>Публикации в материалах международных научно-практических конференций, индексируемых в базах данных Web of Science или Scopus</w:t>
+        <w:t>Соискатель</w:t>
       </w:r>
+      <w:r>
+        <w:rPr>
+          <w:rFonts w:ascii="Times New Roman" w:hAnsi="Times New Roman" w:cs="Times New Roman" w:eastAsia="Times New Roman"/>
+          <w:b w:val="0"/>
+          <w:i w:val="0"/>
+          <w:sz w:val="28"/>
+          <w:u w:val="none"/>
+        </w:rPr>
+        <w:tab/>
+      </w:r>
+      <w:r>
+        <w:rPr>
+          <w:rFonts w:ascii="Times New Roman" w:hAnsi="Times New Roman" w:cs="Times New Roman" w:eastAsia="Times New Roman"/>
+          <w:b w:val="0"/>
+          <w:i w:val="0"/>
+          <w:sz w:val="28"/>
+          <w:u w:val="none"/>
+        </w:rPr>
+        <w:t>Есмухамедов Н.С.</w:t>
+      </w:r>
+    </w:p>
+    <w:p>
+      <w:pPr>
+        <w:spacing w:after="0" w:before="280"/>
+        <w:ind w:firstLine="0"/>
+        <w:jc w:val="left"/>
+      </w:pPr>
+      <w:r>
+        <w:rPr>
+          <w:rFonts w:ascii="Times New Roman" w:hAnsi="Times New Roman" w:cs="Times New Roman" w:eastAsia="Times New Roman"/>
+          <w:b w:val="0"/>
+          <w:i w:val="0"/>
+          <w:sz w:val="28"/>
+          <w:u w:val="none"/>
+        </w:rPr>
+        <w:t>Ученый секретарь</w:t>
+      </w:r>
+    </w:p>
+    <w:p>
+      <w:pPr>
+        <w:tabs>
+          <w:tab w:pos="14570" w:val="right"/>
+        </w:tabs>
+        <w:spacing w:after="0" w:before="0"/>
+        <w:ind w:firstLine="0"/>
+        <w:jc w:val="left"/>
+      </w:pPr>
+      <w:r>
+        <w:rPr>
+          <w:rFonts w:ascii="Times New Roman" w:hAnsi="Times New Roman" w:cs="Times New Roman" w:eastAsia="Times New Roman"/>
+          <w:b w:val="0"/>
+          <w:i w:val="0"/>
+          <w:sz w:val="28"/>
+          <w:u w:val="none"/>
+        </w:rPr>
+        <w:t>АО «МУИТ»</w:t>
+      </w:r>
+      <w:r>
+        <w:rPr>
+          <w:rFonts w:ascii="Times New Roman" w:hAnsi="Times New Roman" w:cs="Times New Roman" w:eastAsia="Times New Roman"/>
+          <w:b w:val="0"/>
+          <w:i w:val="0"/>
+          <w:sz w:val="28"/>
+          <w:u w:val="none"/>
+        </w:rPr>
+        <w:tab/>
+      </w:r>
+      <w:r>
+        <w:rPr>
+          <w:rFonts w:ascii="Times New Roman" w:hAnsi="Times New Roman" w:cs="Times New Roman" w:eastAsia="Times New Roman"/>
+          <w:b w:val="0"/>
+          <w:i w:val="0"/>
+          <w:sz w:val="28"/>
+          <w:u w:val="none"/>
+        </w:rPr>
+        <w:t>Есмурзаева А.Б.</w:t>
+      </w:r>
+    </w:p>
+    <w:p>
+      <w:pPr>
+        <w:pageBreakBefore/>
+        <w:spacing w:before="0" w:after="0"/>
+      </w:pPr>
     </w:p>
     <w:tbl>
       <w:tblPr>
@@ -626,17 +710,17 @@
         <w:tblLayout w:type="fixed"/>
       </w:tblPr>
       <w:tblGrid>
-        <w:gridCol w:w="1606"/>
-        <w:gridCol w:w="1606"/>
-        <w:gridCol w:w="1606"/>
-        <w:gridCol w:w="1606"/>
-        <w:gridCol w:w="1606"/>
-        <w:gridCol w:w="1606"/>
+        <w:gridCol w:w="2428"/>
+        <w:gridCol w:w="2428"/>
+        <w:gridCol w:w="2428"/>
+        <w:gridCol w:w="2428"/>
+        <w:gridCol w:w="2428"/>
+        <w:gridCol w:w="2428"/>
       </w:tblGrid>
       <w:tr>
         <w:tc>
           <w:tcPr>
-            <w:tcW w:type="dxa" w:w="434"/>
+            <w:tcW w:type="dxa" w:w="510"/>
           </w:tcPr>
           <w:p>
             <w:pPr>
@@ -658,7 +742,7 @@
         </w:tc>
         <w:tc>
           <w:tcPr>
-            <w:tcW w:type="dxa" w:w="1928"/>
+            <w:tcW w:type="dxa" w:w="3584"/>
           </w:tcPr>
           <w:p>
             <w:pPr>
@@ -674,13 +758,13 @@
                 <w:sz w:val="28"/>
                 <w:u w:val="none"/>
               </w:rPr>
-              <w:t>Название трудов</w:t>
+              <w:t>Наименование научного труда</w:t>
             </w:r>
           </w:p>
         </w:tc>
         <w:tc>
           <w:tcPr>
-            <w:tcW w:type="dxa" w:w="1638"/>
+            <w:tcW w:type="dxa" w:w="1821"/>
           </w:tcPr>
           <w:p>
             <w:pPr>
@@ -696,29 +780,13 @@
                 <w:sz w:val="28"/>
                 <w:u w:val="none"/>
               </w:rPr>
-              <w:t>Характер</w:t>
-            </w:r>
-          </w:p>
-          <w:p>
-            <w:pPr>
-              <w:spacing w:line="240" w:lineRule="auto"/>
-              <w:ind w:firstLine="0"/>
-            </w:pPr>
-            <w:r>
-              <w:rPr>
-                <w:rFonts w:ascii="Times New Roman" w:hAnsi="Times New Roman" w:cs="Times New Roman" w:eastAsia="Times New Roman"/>
-                <w:b/>
-                <w:i w:val="0"/>
-                <w:sz w:val="28"/>
-                <w:u w:val="none"/>
-              </w:rPr>
-              <w:t>работы</w:t>
+              <w:t>Характер работы</w:t>
             </w:r>
           </w:p>
         </w:tc>
         <w:tc>
           <w:tcPr>
-            <w:tcW w:type="dxa" w:w="2650"/>
+            <w:tcW w:type="dxa" w:w="4910"/>
           </w:tcPr>
           <w:p>
             <w:pPr>
@@ -734,29 +802,13 @@
                 <w:sz w:val="28"/>
                 <w:u w:val="none"/>
               </w:rPr>
-              <w:t>Наименование издательства,</w:t>
-            </w:r>
-          </w:p>
-          <w:p>
-            <w:pPr>
-              <w:spacing w:line="240" w:lineRule="auto"/>
-              <w:ind w:firstLine="0"/>
-            </w:pPr>
-            <w:r>
-              <w:rPr>
-                <w:rFonts w:ascii="Times New Roman" w:hAnsi="Times New Roman" w:cs="Times New Roman" w:eastAsia="Times New Roman"/>
-                <w:b/>
-                <w:i w:val="0"/>
-                <w:sz w:val="28"/>
-                <w:u w:val="none"/>
-              </w:rPr>
-              <w:t>журнала (№, год)</w:t>
+              <w:t>Выходные данные</w:t>
             </w:r>
           </w:p>
         </w:tc>
         <w:tc>
           <w:tcPr>
-            <w:tcW w:type="dxa" w:w="1108"/>
+            <w:tcW w:type="dxa" w:w="1151"/>
           </w:tcPr>
           <w:p>
             <w:pPr>
@@ -772,7 +824,7 @@
                 <w:sz w:val="28"/>
                 <w:u w:val="none"/>
               </w:rPr>
-              <w:t>Объем</w:t>
+              <w:t>Объем,</w:t>
             </w:r>
           </w:p>
           <w:p>
@@ -794,7 +846,7 @@
         </w:tc>
         <w:tc>
           <w:tcPr>
-            <w:tcW w:type="dxa" w:w="1879"/>
+            <w:tcW w:type="dxa" w:w="2593"/>
           </w:tcPr>
           <w:p>
             <w:pPr>
@@ -810,23 +862,7 @@
                 <w:sz w:val="28"/>
                 <w:u w:val="none"/>
               </w:rPr>
-              <w:t>Фамилии</w:t>
-            </w:r>
-          </w:p>
-          <w:p>
-            <w:pPr>
-              <w:spacing w:line="240" w:lineRule="auto"/>
-              <w:ind w:firstLine="0"/>
-            </w:pPr>
-            <w:r>
-              <w:rPr>
-                <w:rFonts w:ascii="Times New Roman" w:hAnsi="Times New Roman" w:cs="Times New Roman" w:eastAsia="Times New Roman"/>
-                <w:b/>
-                <w:i w:val="0"/>
-                <w:sz w:val="28"/>
-                <w:u w:val="none"/>
-              </w:rPr>
-              <w:t>соавторов работы</w:t>
+              <w:t>Соавторы</w:t>
             </w:r>
           </w:p>
         </w:tc>
@@ -834,7 +870,7 @@
       <w:tr>
         <w:tc>
           <w:tcPr>
-            <w:tcW w:type="dxa" w:w="434"/>
+            <w:tcW w:type="dxa" w:w="510"/>
           </w:tcPr>
           <w:p>
             <w:pPr>
@@ -856,7 +892,7 @@
         </w:tc>
         <w:tc>
           <w:tcPr>
-            <w:tcW w:type="dxa" w:w="1928"/>
+            <w:tcW w:type="dxa" w:w="3584"/>
           </w:tcPr>
           <w:p>
             <w:pPr>
@@ -878,7 +914,7 @@
         </w:tc>
         <w:tc>
           <w:tcPr>
-            <w:tcW w:type="dxa" w:w="1638"/>
+            <w:tcW w:type="dxa" w:w="1821"/>
           </w:tcPr>
           <w:p>
             <w:pPr>
@@ -900,7 +936,7 @@
         </w:tc>
         <w:tc>
           <w:tcPr>
-            <w:tcW w:type="dxa" w:w="2650"/>
+            <w:tcW w:type="dxa" w:w="4910"/>
           </w:tcPr>
           <w:p>
             <w:pPr>
@@ -922,7 +958,7 @@
         </w:tc>
         <w:tc>
           <w:tcPr>
-            <w:tcW w:type="dxa" w:w="1108"/>
+            <w:tcW w:type="dxa" w:w="1151"/>
           </w:tcPr>
           <w:p>
             <w:pPr>
@@ -944,7 +980,7 @@
         </w:tc>
         <w:tc>
           <w:tcPr>
-            <w:tcW w:type="dxa" w:w="1879"/>
+            <w:tcW w:type="dxa" w:w="2593"/>
           </w:tcPr>
           <w:p>
             <w:pPr>
@@ -968,7 +1004,33 @@
       <w:tr>
         <w:tc>
           <w:tcPr>
-            <w:tcW w:type="dxa" w:w="434"/>
+            <w:tcW w:type="dxa" w:w="14569"/>
+            <w:gridSpan w:val="6"/>
+          </w:tcPr>
+          <w:p>
+            <w:pPr>
+              <w:spacing w:line="240" w:lineRule="auto"/>
+              <w:ind w:firstLine="0"/>
+              <w:jc w:val="center"/>
+            </w:pPr>
+            <w:r/>
+            <w:r>
+              <w:rPr>
+                <w:rFonts w:ascii="Times New Roman" w:hAnsi="Times New Roman" w:cs="Times New Roman" w:eastAsia="Times New Roman"/>
+                <w:b/>
+                <w:i w:val="0"/>
+                <w:sz w:val="28"/>
+                <w:u w:val="none"/>
+              </w:rPr>
+              <w:t>Публикации в материалах международных научно-практических конференциях, индексируемых в Web of Science или Scopus</w:t>
+            </w:r>
+          </w:p>
+        </w:tc>
+      </w:tr>
+      <w:tr>
+        <w:tc>
+          <w:tcPr>
+            <w:tcW w:type="dxa" w:w="510"/>
           </w:tcPr>
           <w:p>
             <w:pPr>
@@ -990,7 +1052,7 @@
         </w:tc>
         <w:tc>
           <w:tcPr>
-            <w:tcW w:type="dxa" w:w="1928"/>
+            <w:tcW w:type="dxa" w:w="3584"/>
           </w:tcPr>
           <w:p>
             <w:pPr>
@@ -1012,7 +1074,7 @@
         </w:tc>
         <w:tc>
           <w:tcPr>
-            <w:tcW w:type="dxa" w:w="1638"/>
+            <w:tcW w:type="dxa" w:w="1821"/>
           </w:tcPr>
           <w:p>
             <w:pPr>
@@ -1050,7 +1112,7 @@
         </w:tc>
         <w:tc>
           <w:tcPr>
-            <w:tcW w:type="dxa" w:w="2650"/>
+            <w:tcW w:type="dxa" w:w="4910"/>
           </w:tcPr>
           <w:p>
             <w:pPr>
@@ -1058,6 +1120,22 @@
               <w:ind w:firstLine="0"/>
             </w:pPr>
             <w:r/>
+            <w:r>
+              <w:rPr>
+                <w:rFonts w:ascii="Times New Roman" w:hAnsi="Times New Roman" w:cs="Times New Roman" w:eastAsia="Times New Roman"/>
+                <w:b w:val="0"/>
+                <w:i w:val="0"/>
+                <w:sz w:val="28"/>
+                <w:u w:val="none"/>
+              </w:rPr>
+              <w:t>3-й Международный семинар «Цифровое общество» — DS 2025, г. Стамбул, Турция, 28–30 октября 2025 г.</w:t>
+            </w:r>
+          </w:p>
+          <w:p>
+            <w:pPr>
+              <w:spacing w:line="240" w:lineRule="auto"/>
+              <w:ind w:firstLine="0"/>
+            </w:pPr>
             <w:r>
               <w:rPr>
                 <w:rFonts w:ascii="Times New Roman" w:hAnsi="Times New Roman" w:cs="Times New Roman" w:eastAsia="Times New Roman"/>
@@ -1082,45 +1160,13 @@
                 <w:sz w:val="28"/>
                 <w:u w:val="none"/>
               </w:rPr>
-              <w:t>DOI: 10.1016/j.procs.2025.10.237</w:t>
-            </w:r>
-          </w:p>
-          <w:p>
-            <w:pPr>
-              <w:spacing w:line="240" w:lineRule="auto"/>
-              <w:ind w:firstLine="0"/>
-            </w:pPr>
-            <w:r>
-              <w:rPr>
-                <w:rFonts w:ascii="Times New Roman" w:hAnsi="Times New Roman" w:cs="Times New Roman" w:eastAsia="Times New Roman"/>
-                <w:b w:val="0"/>
-                <w:i w:val="0"/>
-                <w:sz w:val="28"/>
-                <w:u w:val="none"/>
-              </w:rPr>
-              <w:t>Scopus.</w:t>
-            </w:r>
-          </w:p>
-          <w:p>
-            <w:pPr>
-              <w:spacing w:line="240" w:lineRule="auto"/>
-              <w:ind w:firstLine="0"/>
-            </w:pPr>
-            <w:r>
-              <w:rPr>
-                <w:rFonts w:ascii="Times New Roman" w:hAnsi="Times New Roman" w:cs="Times New Roman" w:eastAsia="Times New Roman"/>
-                <w:b w:val="0"/>
-                <w:i w:val="0"/>
-                <w:sz w:val="28"/>
-                <w:u w:val="none"/>
-              </w:rPr>
-              <w:t>3-й Международный семинар «Цифровое общество» — DS 2025, г. Стамбул, Турция, 28–30 октября 2025 г.</w:t>
+              <w:t>DOI: https://doi.org/10.1016/j.procs.2025.10.237</w:t>
             </w:r>
           </w:p>
         </w:tc>
         <w:tc>
           <w:tcPr>
-            <w:tcW w:type="dxa" w:w="1108"/>
+            <w:tcW w:type="dxa" w:w="1151"/>
           </w:tcPr>
           <w:p>
             <w:pPr>
@@ -1142,7 +1188,7 @@
         </w:tc>
         <w:tc>
           <w:tcPr>
-            <w:tcW w:type="dxa" w:w="1879"/>
+            <w:tcW w:type="dxa" w:w="2593"/>
           </w:tcPr>
           <w:p>
             <w:pPr>
@@ -1215,19 +1261,106 @@
     <w:p/>
     <w:p>
       <w:pPr>
-        <w:ind w:firstLine="709"/>
-        <w:jc w:val="both"/>
+        <w:tabs>
+          <w:tab w:pos="14570" w:val="right"/>
+        </w:tabs>
+        <w:spacing w:after="0" w:before="280"/>
+        <w:ind w:firstLine="0"/>
+        <w:jc w:val="left"/>
       </w:pPr>
       <w:r>
         <w:rPr>
           <w:rFonts w:ascii="Times New Roman" w:hAnsi="Times New Roman" w:cs="Times New Roman" w:eastAsia="Times New Roman"/>
-          <w:b/>
+          <w:b w:val="0"/>
           <w:i w:val="0"/>
           <w:sz w:val="28"/>
           <w:u w:val="none"/>
         </w:rPr>
-        <w:t>Публикации в изданиях, рекомендуемых Комитетом по обеспечению качества в сфере науки и высшего образования МНВО РК</w:t>
+        <w:t>Соискатель</w:t>
       </w:r>
+      <w:r>
+        <w:rPr>
+          <w:rFonts w:ascii="Times New Roman" w:hAnsi="Times New Roman" w:cs="Times New Roman" w:eastAsia="Times New Roman"/>
+          <w:b w:val="0"/>
+          <w:i w:val="0"/>
+          <w:sz w:val="28"/>
+          <w:u w:val="none"/>
+        </w:rPr>
+        <w:tab/>
+      </w:r>
+      <w:r>
+        <w:rPr>
+          <w:rFonts w:ascii="Times New Roman" w:hAnsi="Times New Roman" w:cs="Times New Roman" w:eastAsia="Times New Roman"/>
+          <w:b w:val="0"/>
+          <w:i w:val="0"/>
+          <w:sz w:val="28"/>
+          <w:u w:val="none"/>
+        </w:rPr>
+        <w:t>Есмухамедов Н.С.</w:t>
+      </w:r>
+    </w:p>
+    <w:p>
+      <w:pPr>
+        <w:spacing w:after="0" w:before="280"/>
+        <w:ind w:firstLine="0"/>
+        <w:jc w:val="left"/>
+      </w:pPr>
+      <w:r>
+        <w:rPr>
+          <w:rFonts w:ascii="Times New Roman" w:hAnsi="Times New Roman" w:cs="Times New Roman" w:eastAsia="Times New Roman"/>
+          <w:b w:val="0"/>
+          <w:i w:val="0"/>
+          <w:sz w:val="28"/>
+          <w:u w:val="none"/>
+        </w:rPr>
+        <w:t>Ученый секретарь</w:t>
+      </w:r>
+    </w:p>
+    <w:p>
+      <w:pPr>
+        <w:tabs>
+          <w:tab w:pos="14570" w:val="right"/>
+        </w:tabs>
+        <w:spacing w:after="0" w:before="0"/>
+        <w:ind w:firstLine="0"/>
+        <w:jc w:val="left"/>
+      </w:pPr>
+      <w:r>
+        <w:rPr>
+          <w:rFonts w:ascii="Times New Roman" w:hAnsi="Times New Roman" w:cs="Times New Roman" w:eastAsia="Times New Roman"/>
+          <w:b w:val="0"/>
+          <w:i w:val="0"/>
+          <w:sz w:val="28"/>
+          <w:u w:val="none"/>
+        </w:rPr>
+        <w:t>АО «МУИТ»</w:t>
+      </w:r>
+      <w:r>
+        <w:rPr>
+          <w:rFonts w:ascii="Times New Roman" w:hAnsi="Times New Roman" w:cs="Times New Roman" w:eastAsia="Times New Roman"/>
+          <w:b w:val="0"/>
+          <w:i w:val="0"/>
+          <w:sz w:val="28"/>
+          <w:u w:val="none"/>
+        </w:rPr>
+        <w:tab/>
+      </w:r>
+      <w:r>
+        <w:rPr>
+          <w:rFonts w:ascii="Times New Roman" w:hAnsi="Times New Roman" w:cs="Times New Roman" w:eastAsia="Times New Roman"/>
+          <w:b w:val="0"/>
+          <w:i w:val="0"/>
+          <w:sz w:val="28"/>
+          <w:u w:val="none"/>
+        </w:rPr>
+        <w:t>Есмурзаева А.Б.</w:t>
+      </w:r>
+    </w:p>
+    <w:p>
+      <w:pPr>
+        <w:pageBreakBefore/>
+        <w:spacing w:before="0" w:after="0"/>
+      </w:pPr>
     </w:p>
     <w:tbl>
       <w:tblPr>
@@ -1239,17 +1372,17 @@
         <w:tblLayout w:type="fixed"/>
       </w:tblPr>
       <w:tblGrid>
-        <w:gridCol w:w="1606"/>
-        <w:gridCol w:w="1606"/>
-        <w:gridCol w:w="1606"/>
-        <w:gridCol w:w="1606"/>
-        <w:gridCol w:w="1606"/>
-        <w:gridCol w:w="1606"/>
+        <w:gridCol w:w="2428"/>
+        <w:gridCol w:w="2428"/>
+        <w:gridCol w:w="2428"/>
+        <w:gridCol w:w="2428"/>
+        <w:gridCol w:w="2428"/>
+        <w:gridCol w:w="2428"/>
       </w:tblGrid>
       <w:tr>
         <w:tc>
           <w:tcPr>
-            <w:tcW w:type="dxa" w:w="434"/>
+            <w:tcW w:type="dxa" w:w="510"/>
           </w:tcPr>
           <w:p>
             <w:pPr>
@@ -1271,7 +1404,7 @@
         </w:tc>
         <w:tc>
           <w:tcPr>
-            <w:tcW w:type="dxa" w:w="1928"/>
+            <w:tcW w:type="dxa" w:w="3584"/>
           </w:tcPr>
           <w:p>
             <w:pPr>
@@ -1287,13 +1420,13 @@
                 <w:sz w:val="28"/>
                 <w:u w:val="none"/>
               </w:rPr>
-              <w:t>Название трудов</w:t>
+              <w:t>Наименование научного труда</w:t>
             </w:r>
           </w:p>
         </w:tc>
         <w:tc>
           <w:tcPr>
-            <w:tcW w:type="dxa" w:w="1638"/>
+            <w:tcW w:type="dxa" w:w="1821"/>
           </w:tcPr>
           <w:p>
             <w:pPr>
@@ -1309,29 +1442,13 @@
                 <w:sz w:val="28"/>
                 <w:u w:val="none"/>
               </w:rPr>
-              <w:t>Характер</w:t>
-            </w:r>
-          </w:p>
-          <w:p>
-            <w:pPr>
-              <w:spacing w:line="240" w:lineRule="auto"/>
-              <w:ind w:firstLine="0"/>
-            </w:pPr>
-            <w:r>
-              <w:rPr>
-                <w:rFonts w:ascii="Times New Roman" w:hAnsi="Times New Roman" w:cs="Times New Roman" w:eastAsia="Times New Roman"/>
-                <w:b/>
-                <w:i w:val="0"/>
-                <w:sz w:val="28"/>
-                <w:u w:val="none"/>
-              </w:rPr>
-              <w:t>работы</w:t>
+              <w:t>Характер работы</w:t>
             </w:r>
           </w:p>
         </w:tc>
         <w:tc>
           <w:tcPr>
-            <w:tcW w:type="dxa" w:w="2650"/>
+            <w:tcW w:type="dxa" w:w="4910"/>
           </w:tcPr>
           <w:p>
             <w:pPr>
@@ -1347,29 +1464,13 @@
                 <w:sz w:val="28"/>
                 <w:u w:val="none"/>
               </w:rPr>
-              <w:t>Наименование издательства,</w:t>
-            </w:r>
-          </w:p>
-          <w:p>
-            <w:pPr>
-              <w:spacing w:line="240" w:lineRule="auto"/>
-              <w:ind w:firstLine="0"/>
-            </w:pPr>
-            <w:r>
-              <w:rPr>
-                <w:rFonts w:ascii="Times New Roman" w:hAnsi="Times New Roman" w:cs="Times New Roman" w:eastAsia="Times New Roman"/>
-                <w:b/>
-                <w:i w:val="0"/>
-                <w:sz w:val="28"/>
-                <w:u w:val="none"/>
-              </w:rPr>
-              <w:t>журнала (№, год)</w:t>
+              <w:t>Выходные данные</w:t>
             </w:r>
           </w:p>
         </w:tc>
         <w:tc>
           <w:tcPr>
-            <w:tcW w:type="dxa" w:w="1108"/>
+            <w:tcW w:type="dxa" w:w="1151"/>
           </w:tcPr>
           <w:p>
             <w:pPr>
@@ -1385,7 +1486,7 @@
                 <w:sz w:val="28"/>
                 <w:u w:val="none"/>
               </w:rPr>
-              <w:t>Объем</w:t>
+              <w:t>Объем,</w:t>
             </w:r>
           </w:p>
           <w:p>
@@ -1407,7 +1508,7 @@
         </w:tc>
         <w:tc>
           <w:tcPr>
-            <w:tcW w:type="dxa" w:w="1879"/>
+            <w:tcW w:type="dxa" w:w="2593"/>
           </w:tcPr>
           <w:p>
             <w:pPr>
@@ -1423,23 +1524,7 @@
                 <w:sz w:val="28"/>
                 <w:u w:val="none"/>
               </w:rPr>
-              <w:t>Фамилии</w:t>
-            </w:r>
-          </w:p>
-          <w:p>
-            <w:pPr>
-              <w:spacing w:line="240" w:lineRule="auto"/>
-              <w:ind w:firstLine="0"/>
-            </w:pPr>
-            <w:r>
-              <w:rPr>
-                <w:rFonts w:ascii="Times New Roman" w:hAnsi="Times New Roman" w:cs="Times New Roman" w:eastAsia="Times New Roman"/>
-                <w:b/>
-                <w:i w:val="0"/>
-                <w:sz w:val="28"/>
-                <w:u w:val="none"/>
-              </w:rPr>
-              <w:t>соавторов работы</w:t>
+              <w:t>Соавторы</w:t>
             </w:r>
           </w:p>
         </w:tc>
@@ -1447,7 +1532,7 @@
       <w:tr>
         <w:tc>
           <w:tcPr>
-            <w:tcW w:type="dxa" w:w="434"/>
+            <w:tcW w:type="dxa" w:w="510"/>
           </w:tcPr>
           <w:p>
             <w:pPr>
@@ -1469,7 +1554,7 @@
         </w:tc>
         <w:tc>
           <w:tcPr>
-            <w:tcW w:type="dxa" w:w="1928"/>
+            <w:tcW w:type="dxa" w:w="3584"/>
           </w:tcPr>
           <w:p>
             <w:pPr>
@@ -1491,7 +1576,7 @@
         </w:tc>
         <w:tc>
           <w:tcPr>
-            <w:tcW w:type="dxa" w:w="1638"/>
+            <w:tcW w:type="dxa" w:w="1821"/>
           </w:tcPr>
           <w:p>
             <w:pPr>
@@ -1513,7 +1598,7 @@
         </w:tc>
         <w:tc>
           <w:tcPr>
-            <w:tcW w:type="dxa" w:w="2650"/>
+            <w:tcW w:type="dxa" w:w="4910"/>
           </w:tcPr>
           <w:p>
             <w:pPr>
@@ -1535,7 +1620,7 @@
         </w:tc>
         <w:tc>
           <w:tcPr>
-            <w:tcW w:type="dxa" w:w="1108"/>
+            <w:tcW w:type="dxa" w:w="1151"/>
           </w:tcPr>
           <w:p>
             <w:pPr>
@@ -1557,7 +1642,7 @@
         </w:tc>
         <w:tc>
           <w:tcPr>
-            <w:tcW w:type="dxa" w:w="1879"/>
+            <w:tcW w:type="dxa" w:w="2593"/>
           </w:tcPr>
           <w:p>
             <w:pPr>
@@ -1581,7 +1666,33 @@
       <w:tr>
         <w:tc>
           <w:tcPr>
-            <w:tcW w:type="dxa" w:w="434"/>
+            <w:tcW w:type="dxa" w:w="14569"/>
+            <w:gridSpan w:val="6"/>
+          </w:tcPr>
+          <w:p>
+            <w:pPr>
+              <w:spacing w:line="240" w:lineRule="auto"/>
+              <w:ind w:firstLine="0"/>
+              <w:jc w:val="center"/>
+            </w:pPr>
+            <w:r/>
+            <w:r>
+              <w:rPr>
+                <w:rFonts w:ascii="Times New Roman" w:hAnsi="Times New Roman" w:cs="Times New Roman" w:eastAsia="Times New Roman"/>
+                <w:b/>
+                <w:i w:val="0"/>
+                <w:sz w:val="28"/>
+                <w:u w:val="none"/>
+              </w:rPr>
+              <w:t>В изданиях, рекомендуемых Комитетом по обеспечению качества в сфере науки и высшего образования МНВО РК</w:t>
+            </w:r>
+          </w:p>
+        </w:tc>
+      </w:tr>
+      <w:tr>
+        <w:tc>
+          <w:tcPr>
+            <w:tcW w:type="dxa" w:w="510"/>
           </w:tcPr>
           <w:p>
             <w:pPr>
@@ -1603,7 +1714,7 @@
         </w:tc>
         <w:tc>
           <w:tcPr>
-            <w:tcW w:type="dxa" w:w="1928"/>
+            <w:tcW w:type="dxa" w:w="3584"/>
           </w:tcPr>
           <w:p>
             <w:pPr>
@@ -1625,7 +1736,7 @@
         </w:tc>
         <w:tc>
           <w:tcPr>
-            <w:tcW w:type="dxa" w:w="1638"/>
+            <w:tcW w:type="dxa" w:w="1821"/>
           </w:tcPr>
           <w:p>
             <w:pPr>
@@ -1663,7 +1774,7 @@
         </w:tc>
         <w:tc>
           <w:tcPr>
-            <w:tcW w:type="dxa" w:w="2650"/>
+            <w:tcW w:type="dxa" w:w="4910"/>
           </w:tcPr>
           <w:p>
             <w:pPr>
@@ -1695,13 +1806,13 @@
                 <w:sz w:val="28"/>
                 <w:u w:val="none"/>
               </w:rPr>
-              <w:t>DOI: 10.32014/2025.2518-1726.345</w:t>
+              <w:t>DOI: https://doi.org/10.32014/2025.2518-1726.345</w:t>
             </w:r>
           </w:p>
         </w:tc>
         <w:tc>
           <w:tcPr>
-            <w:tcW w:type="dxa" w:w="1108"/>
+            <w:tcW w:type="dxa" w:w="1151"/>
           </w:tcPr>
           <w:p>
             <w:pPr>
@@ -1723,7 +1834,7 @@
         </w:tc>
         <w:tc>
           <w:tcPr>
-            <w:tcW w:type="dxa" w:w="1879"/>
+            <w:tcW w:type="dxa" w:w="2593"/>
           </w:tcPr>
           <w:p>
             <w:pPr>
@@ -1779,7 +1890,7 @@
       <w:tr>
         <w:tc>
           <w:tcPr>
-            <w:tcW w:type="dxa" w:w="434"/>
+            <w:tcW w:type="dxa" w:w="510"/>
           </w:tcPr>
           <w:p>
             <w:pPr>
@@ -1801,7 +1912,7 @@
         </w:tc>
         <w:tc>
           <w:tcPr>
-            <w:tcW w:type="dxa" w:w="1928"/>
+            <w:tcW w:type="dxa" w:w="3584"/>
           </w:tcPr>
           <w:p>
             <w:pPr>
@@ -1823,7 +1934,7 @@
         </w:tc>
         <w:tc>
           <w:tcPr>
-            <w:tcW w:type="dxa" w:w="1638"/>
+            <w:tcW w:type="dxa" w:w="1821"/>
           </w:tcPr>
           <w:p>
             <w:pPr>
@@ -1861,7 +1972,7 @@
         </w:tc>
         <w:tc>
           <w:tcPr>
-            <w:tcW w:type="dxa" w:w="2650"/>
+            <w:tcW w:type="dxa" w:w="4910"/>
           </w:tcPr>
           <w:p>
             <w:pPr>
@@ -1893,13 +2004,13 @@
                 <w:sz w:val="28"/>
                 <w:u w:val="none"/>
               </w:rPr>
-              <w:t>DOI: 10.55452/1998-6688-2025-22-4-119-130</w:t>
+              <w:t>DOI: https://doi.org/10.55452/1998-6688-2025-22-4-119-130</w:t>
             </w:r>
           </w:p>
         </w:tc>
         <w:tc>
           <w:tcPr>
-            <w:tcW w:type="dxa" w:w="1108"/>
+            <w:tcW w:type="dxa" w:w="1151"/>
           </w:tcPr>
           <w:p>
             <w:pPr>
@@ -1921,7 +2032,7 @@
         </w:tc>
         <w:tc>
           <w:tcPr>
-            <w:tcW w:type="dxa" w:w="1879"/>
+            <w:tcW w:type="dxa" w:w="2593"/>
           </w:tcPr>
           <w:p>
             <w:pPr>
@@ -1993,7 +2104,7 @@
       <w:tr>
         <w:tc>
           <w:tcPr>
-            <w:tcW w:type="dxa" w:w="434"/>
+            <w:tcW w:type="dxa" w:w="510"/>
           </w:tcPr>
           <w:p>
             <w:pPr>
@@ -2015,7 +2126,7 @@
         </w:tc>
         <w:tc>
           <w:tcPr>
-            <w:tcW w:type="dxa" w:w="1928"/>
+            <w:tcW w:type="dxa" w:w="3584"/>
           </w:tcPr>
           <w:p>
             <w:pPr>
@@ -2037,7 +2148,7 @@
         </w:tc>
         <w:tc>
           <w:tcPr>
-            <w:tcW w:type="dxa" w:w="1638"/>
+            <w:tcW w:type="dxa" w:w="1821"/>
           </w:tcPr>
           <w:p>
             <w:pPr>
@@ -2075,7 +2186,7 @@
         </w:tc>
         <w:tc>
           <w:tcPr>
-            <w:tcW w:type="dxa" w:w="2650"/>
+            <w:tcW w:type="dxa" w:w="4910"/>
           </w:tcPr>
           <w:p>
             <w:pPr>
@@ -2091,7 +2202,7 @@
                 <w:sz w:val="28"/>
                 <w:u w:val="none"/>
               </w:rPr>
-              <w:t>Вестник КазУТБ. 2024. Т. 2, № 27-740.</w:t>
+              <w:t>Вестник КазУТБ. 2025. Т. 2, № 27-740. С. 20–30.</w:t>
             </w:r>
           </w:p>
           <w:p>
@@ -2107,13 +2218,13 @@
                 <w:sz w:val="28"/>
                 <w:u w:val="none"/>
               </w:rPr>
-              <w:t>DOI: 10.58805/kazutb.v.2.27-740</w:t>
+              <w:t>DOI: https://doi.org/10.58805/kazutb.v.2.27-740</w:t>
             </w:r>
           </w:p>
         </w:tc>
         <w:tc>
           <w:tcPr>
-            <w:tcW w:type="dxa" w:w="1108"/>
+            <w:tcW w:type="dxa" w:w="1151"/>
           </w:tcPr>
           <w:p>
             <w:pPr>
@@ -2129,13 +2240,13 @@
                 <w:sz w:val="28"/>
                 <w:u w:val="none"/>
               </w:rPr>
-              <w:t>⟨…⟩</w:t>
+              <w:t>11</w:t>
             </w:r>
           </w:p>
         </w:tc>
         <w:tc>
           <w:tcPr>
-            <w:tcW w:type="dxa" w:w="1879"/>
+            <w:tcW w:type="dxa" w:w="2593"/>
           </w:tcPr>
           <w:p>
             <w:pPr>
@@ -2225,7 +2336,7 @@
     <w:p>
       <w:pPr>
         <w:tabs>
-          <w:tab w:pos="9638" w:val="right"/>
+          <w:tab w:pos="14570" w:val="right"/>
         </w:tabs>
         <w:spacing w:after="0" w:before="280"/>
         <w:ind w:firstLine="0"/>
@@ -2281,25 +2392,8 @@
     </w:p>
     <w:p>
       <w:pPr>
-        <w:spacing w:after="0" w:before="0"/>
-        <w:ind w:firstLine="0"/>
-        <w:jc w:val="left"/>
-      </w:pPr>
-      <w:r>
-        <w:rPr>
-          <w:rFonts w:ascii="Times New Roman" w:hAnsi="Times New Roman" w:cs="Times New Roman" w:eastAsia="Times New Roman"/>
-          <w:b w:val="0"/>
-          <w:i w:val="0"/>
-          <w:sz w:val="28"/>
-          <w:u w:val="none"/>
-        </w:rPr>
-        <w:t>АО «Международный университет</w:t>
-      </w:r>
-    </w:p>
-    <w:p>
-      <w:pPr>
         <w:tabs>
-          <w:tab w:pos="9638" w:val="right"/>
+          <w:tab w:pos="14570" w:val="right"/>
         </w:tabs>
         <w:spacing w:after="0" w:before="0"/>
         <w:ind w:firstLine="0"/>
@@ -2313,7 +2407,7 @@
           <w:sz w:val="28"/>
           <w:u w:val="none"/>
         </w:rPr>
-        <w:t>информационных технологий»</w:t>
+        <w:t>АО «МУИТ»</w:t>
       </w:r>
       <w:r>
         <w:rPr>
@@ -2333,13 +2427,13 @@
           <w:sz w:val="28"/>
           <w:u w:val="none"/>
         </w:rPr>
-        <w:t>⟨Фамилия И.О.⟩</w:t>
+        <w:t>Есмурзаева А.Б.</w:t>
       </w:r>
     </w:p>
     <w:sectPr>
       <w:footerReference w:type="default" r:id="rId9"/>
       <w:footerReference w:type="first" r:id="rId10"/>
-      <w:pgSz w:w="11906" w:h="16838"/>
+      <w:pgSz w:w="16838" w:h="11906" w:orient="landscape"/>
       <w:pgMar w:top="1134" w:right="567" w:bottom="1134" w:left="1701" w:header="720" w:footer="720" w:gutter="0"/>
       <w:cols w:space="720"/>
       <w:titlePg/>

--- a/defense/docs/publications/publications_list_ru.docx
+++ b/defense/docs/publications/publications_list_ru.docx
@@ -88,6 +88,10 @@
         <w:gridCol w:w="2428"/>
       </w:tblGrid>
       <w:tr>
+        <w:trPr>
+          <w:tblHeader/>
+          <w:cantSplit/>
+        </w:trPr>
         <w:tc>
           <w:tcPr>
             <w:tcW w:type="dxa" w:w="510"/>
@@ -238,6 +242,9 @@
         </w:tc>
       </w:tr>
       <w:tr>
+        <w:trPr>
+          <w:cantSplit/>
+        </w:trPr>
         <w:tc>
           <w:tcPr>
             <w:tcW w:type="dxa" w:w="510"/>
@@ -372,6 +379,9 @@
         </w:tc>
       </w:tr>
       <w:tr>
+        <w:trPr>
+          <w:cantSplit/>
+        </w:trPr>
         <w:tc>
           <w:tcPr>
             <w:tcW w:type="dxa" w:w="14569"/>
@@ -398,6 +408,9 @@
         </w:tc>
       </w:tr>
       <w:tr>
+        <w:trPr>
+          <w:cantSplit/>
+        </w:trPr>
         <w:tc>
           <w:tcPr>
             <w:tcW w:type="dxa" w:w="510"/>
@@ -718,6 +731,10 @@
         <w:gridCol w:w="2428"/>
       </w:tblGrid>
       <w:tr>
+        <w:trPr>
+          <w:tblHeader/>
+          <w:cantSplit/>
+        </w:trPr>
         <w:tc>
           <w:tcPr>
             <w:tcW w:type="dxa" w:w="510"/>
@@ -868,6 +885,9 @@
         </w:tc>
       </w:tr>
       <w:tr>
+        <w:trPr>
+          <w:cantSplit/>
+        </w:trPr>
         <w:tc>
           <w:tcPr>
             <w:tcW w:type="dxa" w:w="510"/>
@@ -1002,6 +1022,9 @@
         </w:tc>
       </w:tr>
       <w:tr>
+        <w:trPr>
+          <w:cantSplit/>
+        </w:trPr>
         <w:tc>
           <w:tcPr>
             <w:tcW w:type="dxa" w:w="14569"/>
@@ -1028,6 +1051,9 @@
         </w:tc>
       </w:tr>
       <w:tr>
+        <w:trPr>
+          <w:cantSplit/>
+        </w:trPr>
         <w:tc>
           <w:tcPr>
             <w:tcW w:type="dxa" w:w="510"/>
@@ -1380,6 +1406,10 @@
         <w:gridCol w:w="2428"/>
       </w:tblGrid>
       <w:tr>
+        <w:trPr>
+          <w:tblHeader/>
+          <w:cantSplit/>
+        </w:trPr>
         <w:tc>
           <w:tcPr>
             <w:tcW w:type="dxa" w:w="510"/>
@@ -1530,6 +1560,9 @@
         </w:tc>
       </w:tr>
       <w:tr>
+        <w:trPr>
+          <w:cantSplit/>
+        </w:trPr>
         <w:tc>
           <w:tcPr>
             <w:tcW w:type="dxa" w:w="510"/>
@@ -1664,6 +1697,9 @@
         </w:tc>
       </w:tr>
       <w:tr>
+        <w:trPr>
+          <w:cantSplit/>
+        </w:trPr>
         <w:tc>
           <w:tcPr>
             <w:tcW w:type="dxa" w:w="14569"/>
@@ -1690,6 +1726,9 @@
         </w:tc>
       </w:tr>
       <w:tr>
+        <w:trPr>
+          <w:cantSplit/>
+        </w:trPr>
         <w:tc>
           <w:tcPr>
             <w:tcW w:type="dxa" w:w="510"/>
@@ -1888,6 +1927,9 @@
         </w:tc>
       </w:tr>
       <w:tr>
+        <w:trPr>
+          <w:cantSplit/>
+        </w:trPr>
         <w:tc>
           <w:tcPr>
             <w:tcW w:type="dxa" w:w="510"/>
@@ -2102,6 +2144,9 @@
         </w:tc>
       </w:tr>
       <w:tr>
+        <w:trPr>
+          <w:cantSplit/>
+        </w:trPr>
         <w:tc>
           <w:tcPr>
             <w:tcW w:type="dxa" w:w="510"/>

--- a/defense/docs/publications/publications_list_ru.docx
+++ b/defense/docs/publications/publications_list_ru.docx
@@ -69,6 +69,12 @@
         </w:rPr>
         <w:t>Есмухамедова Нурмаганбета Сейткалиулы</w:t>
       </w:r>
+    </w:p>
+    <w:p>
+      <w:pPr>
+        <w:spacing w:before="0" w:after="0"/>
+        <w:ind w:firstLine="0"/>
+      </w:pPr>
     </w:p>
     <w:tbl>
       <w:tblPr>

--- a/defense/docs/publications/publications_list_ru.docx
+++ b/defense/docs/publications/publications_list_ru.docx
@@ -111,7 +111,7 @@
             <w:r>
               <w:rPr>
                 <w:rFonts w:ascii="Times New Roman" w:hAnsi="Times New Roman" w:cs="Times New Roman" w:eastAsia="Times New Roman"/>
-                <w:b/>
+                <w:b w:val="0"/>
                 <w:i w:val="0"/>
                 <w:sz w:val="28"/>
                 <w:u w:val="none"/>
@@ -133,7 +133,7 @@
             <w:r>
               <w:rPr>
                 <w:rFonts w:ascii="Times New Roman" w:hAnsi="Times New Roman" w:cs="Times New Roman" w:eastAsia="Times New Roman"/>
-                <w:b/>
+                <w:b w:val="0"/>
                 <w:i w:val="0"/>
                 <w:sz w:val="28"/>
                 <w:u w:val="none"/>
@@ -155,7 +155,7 @@
             <w:r>
               <w:rPr>
                 <w:rFonts w:ascii="Times New Roman" w:hAnsi="Times New Roman" w:cs="Times New Roman" w:eastAsia="Times New Roman"/>
-                <w:b/>
+                <w:b w:val="0"/>
                 <w:i w:val="0"/>
                 <w:sz w:val="28"/>
                 <w:u w:val="none"/>
@@ -177,7 +177,7 @@
             <w:r>
               <w:rPr>
                 <w:rFonts w:ascii="Times New Roman" w:hAnsi="Times New Roman" w:cs="Times New Roman" w:eastAsia="Times New Roman"/>
-                <w:b/>
+                <w:b w:val="0"/>
                 <w:i w:val="0"/>
                 <w:sz w:val="28"/>
                 <w:u w:val="none"/>
@@ -199,7 +199,7 @@
             <w:r>
               <w:rPr>
                 <w:rFonts w:ascii="Times New Roman" w:hAnsi="Times New Roman" w:cs="Times New Roman" w:eastAsia="Times New Roman"/>
-                <w:b/>
+                <w:b w:val="0"/>
                 <w:i w:val="0"/>
                 <w:sz w:val="28"/>
                 <w:u w:val="none"/>
@@ -215,7 +215,7 @@
             <w:r>
               <w:rPr>
                 <w:rFonts w:ascii="Times New Roman" w:hAnsi="Times New Roman" w:cs="Times New Roman" w:eastAsia="Times New Roman"/>
-                <w:b/>
+                <w:b w:val="0"/>
                 <w:i w:val="0"/>
                 <w:sz w:val="28"/>
                 <w:u w:val="none"/>
@@ -237,7 +237,7 @@
             <w:r>
               <w:rPr>
                 <w:rFonts w:ascii="Times New Roman" w:hAnsi="Times New Roman" w:cs="Times New Roman" w:eastAsia="Times New Roman"/>
-                <w:b/>
+                <w:b w:val="0"/>
                 <w:i w:val="0"/>
                 <w:sz w:val="28"/>
                 <w:u w:val="none"/>
@@ -754,7 +754,7 @@
             <w:r>
               <w:rPr>
                 <w:rFonts w:ascii="Times New Roman" w:hAnsi="Times New Roman" w:cs="Times New Roman" w:eastAsia="Times New Roman"/>
-                <w:b/>
+                <w:b w:val="0"/>
                 <w:i w:val="0"/>
                 <w:sz w:val="28"/>
                 <w:u w:val="none"/>
@@ -776,7 +776,7 @@
             <w:r>
               <w:rPr>
                 <w:rFonts w:ascii="Times New Roman" w:hAnsi="Times New Roman" w:cs="Times New Roman" w:eastAsia="Times New Roman"/>
-                <w:b/>
+                <w:b w:val="0"/>
                 <w:i w:val="0"/>
                 <w:sz w:val="28"/>
                 <w:u w:val="none"/>
@@ -798,7 +798,7 @@
             <w:r>
               <w:rPr>
                 <w:rFonts w:ascii="Times New Roman" w:hAnsi="Times New Roman" w:cs="Times New Roman" w:eastAsia="Times New Roman"/>
-                <w:b/>
+                <w:b w:val="0"/>
                 <w:i w:val="0"/>
                 <w:sz w:val="28"/>
                 <w:u w:val="none"/>
@@ -820,7 +820,7 @@
             <w:r>
               <w:rPr>
                 <w:rFonts w:ascii="Times New Roman" w:hAnsi="Times New Roman" w:cs="Times New Roman" w:eastAsia="Times New Roman"/>
-                <w:b/>
+                <w:b w:val="0"/>
                 <w:i w:val="0"/>
                 <w:sz w:val="28"/>
                 <w:u w:val="none"/>
@@ -842,7 +842,7 @@
             <w:r>
               <w:rPr>
                 <w:rFonts w:ascii="Times New Roman" w:hAnsi="Times New Roman" w:cs="Times New Roman" w:eastAsia="Times New Roman"/>
-                <w:b/>
+                <w:b w:val="0"/>
                 <w:i w:val="0"/>
                 <w:sz w:val="28"/>
                 <w:u w:val="none"/>
@@ -858,7 +858,7 @@
             <w:r>
               <w:rPr>
                 <w:rFonts w:ascii="Times New Roman" w:hAnsi="Times New Roman" w:cs="Times New Roman" w:eastAsia="Times New Roman"/>
-                <w:b/>
+                <w:b w:val="0"/>
                 <w:i w:val="0"/>
                 <w:sz w:val="28"/>
                 <w:u w:val="none"/>
@@ -880,682 +880,7 @@
             <w:r>
               <w:rPr>
                 <w:rFonts w:ascii="Times New Roman" w:hAnsi="Times New Roman" w:cs="Times New Roman" w:eastAsia="Times New Roman"/>
-                <w:b/>
-                <w:i w:val="0"/>
-                <w:sz w:val="28"/>
-                <w:u w:val="none"/>
-              </w:rPr>
-              <w:t>Соавторы</w:t>
-            </w:r>
-          </w:p>
-        </w:tc>
-      </w:tr>
-      <w:tr>
-        <w:trPr>
-          <w:cantSplit/>
-        </w:trPr>
-        <w:tc>
-          <w:tcPr>
-            <w:tcW w:type="dxa" w:w="510"/>
-          </w:tcPr>
-          <w:p>
-            <w:pPr>
-              <w:spacing w:line="240" w:lineRule="auto"/>
-              <w:ind w:firstLine="0"/>
-            </w:pPr>
-            <w:r/>
-            <w:r>
-              <w:rPr>
-                <w:rFonts w:ascii="Times New Roman" w:hAnsi="Times New Roman" w:cs="Times New Roman" w:eastAsia="Times New Roman"/>
                 <w:b w:val="0"/>
-                <w:i w:val="0"/>
-                <w:sz w:val="28"/>
-                <w:u w:val="none"/>
-              </w:rPr>
-              <w:t>1</w:t>
-            </w:r>
-          </w:p>
-        </w:tc>
-        <w:tc>
-          <w:tcPr>
-            <w:tcW w:type="dxa" w:w="3584"/>
-          </w:tcPr>
-          <w:p>
-            <w:pPr>
-              <w:spacing w:line="240" w:lineRule="auto"/>
-              <w:ind w:firstLine="0"/>
-            </w:pPr>
-            <w:r/>
-            <w:r>
-              <w:rPr>
-                <w:rFonts w:ascii="Times New Roman" w:hAnsi="Times New Roman" w:cs="Times New Roman" w:eastAsia="Times New Roman"/>
-                <w:b w:val="0"/>
-                <w:i w:val="0"/>
-                <w:sz w:val="28"/>
-                <w:u w:val="none"/>
-              </w:rPr>
-              <w:t>2</w:t>
-            </w:r>
-          </w:p>
-        </w:tc>
-        <w:tc>
-          <w:tcPr>
-            <w:tcW w:type="dxa" w:w="1821"/>
-          </w:tcPr>
-          <w:p>
-            <w:pPr>
-              <w:spacing w:line="240" w:lineRule="auto"/>
-              <w:ind w:firstLine="0"/>
-            </w:pPr>
-            <w:r/>
-            <w:r>
-              <w:rPr>
-                <w:rFonts w:ascii="Times New Roman" w:hAnsi="Times New Roman" w:cs="Times New Roman" w:eastAsia="Times New Roman"/>
-                <w:b w:val="0"/>
-                <w:i w:val="0"/>
-                <w:sz w:val="28"/>
-                <w:u w:val="none"/>
-              </w:rPr>
-              <w:t>3</w:t>
-            </w:r>
-          </w:p>
-        </w:tc>
-        <w:tc>
-          <w:tcPr>
-            <w:tcW w:type="dxa" w:w="4910"/>
-          </w:tcPr>
-          <w:p>
-            <w:pPr>
-              <w:spacing w:line="240" w:lineRule="auto"/>
-              <w:ind w:firstLine="0"/>
-            </w:pPr>
-            <w:r/>
-            <w:r>
-              <w:rPr>
-                <w:rFonts w:ascii="Times New Roman" w:hAnsi="Times New Roman" w:cs="Times New Roman" w:eastAsia="Times New Roman"/>
-                <w:b w:val="0"/>
-                <w:i w:val="0"/>
-                <w:sz w:val="28"/>
-                <w:u w:val="none"/>
-              </w:rPr>
-              <w:t>4</w:t>
-            </w:r>
-          </w:p>
-        </w:tc>
-        <w:tc>
-          <w:tcPr>
-            <w:tcW w:type="dxa" w:w="1151"/>
-          </w:tcPr>
-          <w:p>
-            <w:pPr>
-              <w:spacing w:line="240" w:lineRule="auto"/>
-              <w:ind w:firstLine="0"/>
-            </w:pPr>
-            <w:r/>
-            <w:r>
-              <w:rPr>
-                <w:rFonts w:ascii="Times New Roman" w:hAnsi="Times New Roman" w:cs="Times New Roman" w:eastAsia="Times New Roman"/>
-                <w:b w:val="0"/>
-                <w:i w:val="0"/>
-                <w:sz w:val="28"/>
-                <w:u w:val="none"/>
-              </w:rPr>
-              <w:t>5</w:t>
-            </w:r>
-          </w:p>
-        </w:tc>
-        <w:tc>
-          <w:tcPr>
-            <w:tcW w:type="dxa" w:w="2593"/>
-          </w:tcPr>
-          <w:p>
-            <w:pPr>
-              <w:spacing w:line="240" w:lineRule="auto"/>
-              <w:ind w:firstLine="0"/>
-            </w:pPr>
-            <w:r/>
-            <w:r>
-              <w:rPr>
-                <w:rFonts w:ascii="Times New Roman" w:hAnsi="Times New Roman" w:cs="Times New Roman" w:eastAsia="Times New Roman"/>
-                <w:b w:val="0"/>
-                <w:i w:val="0"/>
-                <w:sz w:val="28"/>
-                <w:u w:val="none"/>
-              </w:rPr>
-              <w:t>6</w:t>
-            </w:r>
-          </w:p>
-        </w:tc>
-      </w:tr>
-      <w:tr>
-        <w:trPr>
-          <w:cantSplit/>
-        </w:trPr>
-        <w:tc>
-          <w:tcPr>
-            <w:tcW w:type="dxa" w:w="14569"/>
-            <w:gridSpan w:val="6"/>
-          </w:tcPr>
-          <w:p>
-            <w:pPr>
-              <w:spacing w:line="240" w:lineRule="auto"/>
-              <w:ind w:firstLine="0"/>
-              <w:jc w:val="center"/>
-            </w:pPr>
-            <w:r/>
-            <w:r>
-              <w:rPr>
-                <w:rFonts w:ascii="Times New Roman" w:hAnsi="Times New Roman" w:cs="Times New Roman" w:eastAsia="Times New Roman"/>
-                <w:b/>
-                <w:i w:val="0"/>
-                <w:sz w:val="28"/>
-                <w:u w:val="none"/>
-              </w:rPr>
-              <w:t>Публикации в материалах международных научно-практических конференциях, индексируемых в Web of Science или Scopus</w:t>
-            </w:r>
-          </w:p>
-        </w:tc>
-      </w:tr>
-      <w:tr>
-        <w:trPr>
-          <w:cantSplit/>
-        </w:trPr>
-        <w:tc>
-          <w:tcPr>
-            <w:tcW w:type="dxa" w:w="510"/>
-          </w:tcPr>
-          <w:p>
-            <w:pPr>
-              <w:spacing w:line="240" w:lineRule="auto"/>
-              <w:ind w:firstLine="0"/>
-            </w:pPr>
-            <w:r/>
-            <w:r>
-              <w:rPr>
-                <w:rFonts w:ascii="Times New Roman" w:hAnsi="Times New Roman" w:cs="Times New Roman" w:eastAsia="Times New Roman"/>
-                <w:b w:val="0"/>
-                <w:i w:val="0"/>
-                <w:sz w:val="28"/>
-                <w:u w:val="none"/>
-              </w:rPr>
-              <w:t>2</w:t>
-            </w:r>
-          </w:p>
-        </w:tc>
-        <w:tc>
-          <w:tcPr>
-            <w:tcW w:type="dxa" w:w="3584"/>
-          </w:tcPr>
-          <w:p>
-            <w:pPr>
-              <w:spacing w:line="240" w:lineRule="auto"/>
-              <w:ind w:firstLine="0"/>
-            </w:pPr>
-            <w:r/>
-            <w:r>
-              <w:rPr>
-                <w:rFonts w:ascii="Times New Roman" w:hAnsi="Times New Roman" w:cs="Times New Roman" w:eastAsia="Times New Roman"/>
-                <w:b w:val="0"/>
-                <w:i w:val="0"/>
-                <w:sz w:val="28"/>
-                <w:u w:val="none"/>
-              </w:rPr>
-              <w:t>Methods for pre-processing and analysis of fundus images for detection of diabetic retinopathy</w:t>
-            </w:r>
-          </w:p>
-        </w:tc>
-        <w:tc>
-          <w:tcPr>
-            <w:tcW w:type="dxa" w:w="1821"/>
-          </w:tcPr>
-          <w:p>
-            <w:pPr>
-              <w:spacing w:line="240" w:lineRule="auto"/>
-              <w:ind w:firstLine="0"/>
-            </w:pPr>
-            <w:r/>
-            <w:r>
-              <w:rPr>
-                <w:rFonts w:ascii="Times New Roman" w:hAnsi="Times New Roman" w:cs="Times New Roman" w:eastAsia="Times New Roman"/>
-                <w:b w:val="0"/>
-                <w:i w:val="0"/>
-                <w:sz w:val="28"/>
-                <w:u w:val="none"/>
-              </w:rPr>
-              <w:t>Печатный/</w:t>
-            </w:r>
-          </w:p>
-          <w:p>
-            <w:pPr>
-              <w:spacing w:line="240" w:lineRule="auto"/>
-              <w:ind w:firstLine="0"/>
-            </w:pPr>
-            <w:r>
-              <w:rPr>
-                <w:rFonts w:ascii="Times New Roman" w:hAnsi="Times New Roman" w:cs="Times New Roman" w:eastAsia="Times New Roman"/>
-                <w:b w:val="0"/>
-                <w:i w:val="0"/>
-                <w:sz w:val="28"/>
-                <w:u w:val="none"/>
-              </w:rPr>
-              <w:t>электронный</w:t>
-            </w:r>
-          </w:p>
-        </w:tc>
-        <w:tc>
-          <w:tcPr>
-            <w:tcW w:type="dxa" w:w="4910"/>
-          </w:tcPr>
-          <w:p>
-            <w:pPr>
-              <w:spacing w:line="240" w:lineRule="auto"/>
-              <w:ind w:firstLine="0"/>
-            </w:pPr>
-            <w:r/>
-            <w:r>
-              <w:rPr>
-                <w:rFonts w:ascii="Times New Roman" w:hAnsi="Times New Roman" w:cs="Times New Roman" w:eastAsia="Times New Roman"/>
-                <w:b w:val="0"/>
-                <w:i w:val="0"/>
-                <w:sz w:val="28"/>
-                <w:u w:val="none"/>
-              </w:rPr>
-              <w:t>3-й Международный семинар «Цифровое общество» — DS 2025, г. Стамбул, Турция, 28–30 октября 2025 г.</w:t>
-            </w:r>
-          </w:p>
-          <w:p>
-            <w:pPr>
-              <w:spacing w:line="240" w:lineRule="auto"/>
-              <w:ind w:firstLine="0"/>
-            </w:pPr>
-            <w:r>
-              <w:rPr>
-                <w:rFonts w:ascii="Times New Roman" w:hAnsi="Times New Roman" w:cs="Times New Roman" w:eastAsia="Times New Roman"/>
-                <w:b w:val="0"/>
-                <w:i w:val="0"/>
-                <w:sz w:val="28"/>
-                <w:u w:val="none"/>
-              </w:rPr>
-              <w:t>Procedia Computer Science. 2025. Vol. 272. P. 496–501.</w:t>
-            </w:r>
-          </w:p>
-          <w:p>
-            <w:pPr>
-              <w:spacing w:line="240" w:lineRule="auto"/>
-              <w:ind w:firstLine="0"/>
-            </w:pPr>
-            <w:r>
-              <w:rPr>
-                <w:rFonts w:ascii="Times New Roman" w:hAnsi="Times New Roman" w:cs="Times New Roman" w:eastAsia="Times New Roman"/>
-                <w:b w:val="0"/>
-                <w:i w:val="0"/>
-                <w:sz w:val="28"/>
-                <w:u w:val="none"/>
-              </w:rPr>
-              <w:t>DOI: https://doi.org/10.1016/j.procs.2025.10.237</w:t>
-            </w:r>
-          </w:p>
-        </w:tc>
-        <w:tc>
-          <w:tcPr>
-            <w:tcW w:type="dxa" w:w="1151"/>
-          </w:tcPr>
-          <w:p>
-            <w:pPr>
-              <w:spacing w:line="240" w:lineRule="auto"/>
-              <w:ind w:firstLine="0"/>
-            </w:pPr>
-            <w:r/>
-            <w:r>
-              <w:rPr>
-                <w:rFonts w:ascii="Times New Roman" w:hAnsi="Times New Roman" w:cs="Times New Roman" w:eastAsia="Times New Roman"/>
-                <w:b w:val="0"/>
-                <w:i w:val="0"/>
-                <w:sz w:val="28"/>
-                <w:u w:val="none"/>
-              </w:rPr>
-              <w:t>6</w:t>
-            </w:r>
-          </w:p>
-        </w:tc>
-        <w:tc>
-          <w:tcPr>
-            <w:tcW w:type="dxa" w:w="2593"/>
-          </w:tcPr>
-          <w:p>
-            <w:pPr>
-              <w:spacing w:line="240" w:lineRule="auto"/>
-              <w:ind w:firstLine="0"/>
-            </w:pPr>
-            <w:r/>
-            <w:r>
-              <w:rPr>
-                <w:rFonts w:ascii="Times New Roman" w:hAnsi="Times New Roman" w:cs="Times New Roman" w:eastAsia="Times New Roman"/>
-                <w:b w:val="0"/>
-                <w:i w:val="0"/>
-                <w:sz w:val="28"/>
-                <w:u w:val="none"/>
-              </w:rPr>
-              <w:t>Сапакова С.З.,</w:t>
-            </w:r>
-          </w:p>
-          <w:p>
-            <w:pPr>
-              <w:spacing w:line="240" w:lineRule="auto"/>
-              <w:ind w:firstLine="0"/>
-            </w:pPr>
-            <w:r>
-              <w:rPr>
-                <w:rFonts w:ascii="Times New Roman" w:hAnsi="Times New Roman" w:cs="Times New Roman" w:eastAsia="Times New Roman"/>
-                <w:b w:val="0"/>
-                <w:i w:val="0"/>
-                <w:sz w:val="28"/>
-                <w:u w:val="none"/>
-              </w:rPr>
-              <w:t>Сапаков А.Е.,</w:t>
-            </w:r>
-          </w:p>
-          <w:p>
-            <w:pPr>
-              <w:spacing w:line="240" w:lineRule="auto"/>
-              <w:ind w:firstLine="0"/>
-            </w:pPr>
-            <w:r>
-              <w:rPr>
-                <w:rFonts w:ascii="Times New Roman" w:hAnsi="Times New Roman" w:cs="Times New Roman" w:eastAsia="Times New Roman"/>
-                <w:b w:val="0"/>
-                <w:i w:val="0"/>
-                <w:sz w:val="28"/>
-                <w:u w:val="none"/>
-              </w:rPr>
-              <w:t>Ембердиева А.Б.,</w:t>
-            </w:r>
-          </w:p>
-          <w:p>
-            <w:pPr>
-              <w:spacing w:line="240" w:lineRule="auto"/>
-              <w:ind w:firstLine="0"/>
-            </w:pPr>
-            <w:r>
-              <w:rPr>
-                <w:rFonts w:ascii="Times New Roman" w:hAnsi="Times New Roman" w:cs="Times New Roman" w:eastAsia="Times New Roman"/>
-                <w:b w:val="0"/>
-                <w:i w:val="0"/>
-                <w:sz w:val="28"/>
-                <w:u w:val="none"/>
-              </w:rPr>
-              <w:t>Кожамкулова Ж.Ж.</w:t>
-            </w:r>
-          </w:p>
-        </w:tc>
-      </w:tr>
-    </w:tbl>
-    <w:p/>
-    <w:p>
-      <w:pPr>
-        <w:tabs>
-          <w:tab w:pos="14570" w:val="right"/>
-        </w:tabs>
-        <w:spacing w:after="0" w:before="280"/>
-        <w:ind w:firstLine="0"/>
-        <w:jc w:val="left"/>
-      </w:pPr>
-      <w:r>
-        <w:rPr>
-          <w:rFonts w:ascii="Times New Roman" w:hAnsi="Times New Roman" w:cs="Times New Roman" w:eastAsia="Times New Roman"/>
-          <w:b w:val="0"/>
-          <w:i w:val="0"/>
-          <w:sz w:val="28"/>
-          <w:u w:val="none"/>
-        </w:rPr>
-        <w:t>Соискатель</w:t>
-      </w:r>
-      <w:r>
-        <w:rPr>
-          <w:rFonts w:ascii="Times New Roman" w:hAnsi="Times New Roman" w:cs="Times New Roman" w:eastAsia="Times New Roman"/>
-          <w:b w:val="0"/>
-          <w:i w:val="0"/>
-          <w:sz w:val="28"/>
-          <w:u w:val="none"/>
-        </w:rPr>
-        <w:tab/>
-      </w:r>
-      <w:r>
-        <w:rPr>
-          <w:rFonts w:ascii="Times New Roman" w:hAnsi="Times New Roman" w:cs="Times New Roman" w:eastAsia="Times New Roman"/>
-          <w:b w:val="0"/>
-          <w:i w:val="0"/>
-          <w:sz w:val="28"/>
-          <w:u w:val="none"/>
-        </w:rPr>
-        <w:t>Есмухамедов Н.С.</w:t>
-      </w:r>
-    </w:p>
-    <w:p>
-      <w:pPr>
-        <w:spacing w:after="0" w:before="280"/>
-        <w:ind w:firstLine="0"/>
-        <w:jc w:val="left"/>
-      </w:pPr>
-      <w:r>
-        <w:rPr>
-          <w:rFonts w:ascii="Times New Roman" w:hAnsi="Times New Roman" w:cs="Times New Roman" w:eastAsia="Times New Roman"/>
-          <w:b w:val="0"/>
-          <w:i w:val="0"/>
-          <w:sz w:val="28"/>
-          <w:u w:val="none"/>
-        </w:rPr>
-        <w:t>Ученый секретарь</w:t>
-      </w:r>
-    </w:p>
-    <w:p>
-      <w:pPr>
-        <w:tabs>
-          <w:tab w:pos="14570" w:val="right"/>
-        </w:tabs>
-        <w:spacing w:after="0" w:before="0"/>
-        <w:ind w:firstLine="0"/>
-        <w:jc w:val="left"/>
-      </w:pPr>
-      <w:r>
-        <w:rPr>
-          <w:rFonts w:ascii="Times New Roman" w:hAnsi="Times New Roman" w:cs="Times New Roman" w:eastAsia="Times New Roman"/>
-          <w:b w:val="0"/>
-          <w:i w:val="0"/>
-          <w:sz w:val="28"/>
-          <w:u w:val="none"/>
-        </w:rPr>
-        <w:t>АО «МУИТ»</w:t>
-      </w:r>
-      <w:r>
-        <w:rPr>
-          <w:rFonts w:ascii="Times New Roman" w:hAnsi="Times New Roman" w:cs="Times New Roman" w:eastAsia="Times New Roman"/>
-          <w:b w:val="0"/>
-          <w:i w:val="0"/>
-          <w:sz w:val="28"/>
-          <w:u w:val="none"/>
-        </w:rPr>
-        <w:tab/>
-      </w:r>
-      <w:r>
-        <w:rPr>
-          <w:rFonts w:ascii="Times New Roman" w:hAnsi="Times New Roman" w:cs="Times New Roman" w:eastAsia="Times New Roman"/>
-          <w:b w:val="0"/>
-          <w:i w:val="0"/>
-          <w:sz w:val="28"/>
-          <w:u w:val="none"/>
-        </w:rPr>
-        <w:t>Есмурзаева А.Б.</w:t>
-      </w:r>
-    </w:p>
-    <w:p>
-      <w:pPr>
-        <w:pageBreakBefore/>
-        <w:spacing w:before="0" w:after="0"/>
-      </w:pPr>
-    </w:p>
-    <w:tbl>
-      <w:tblPr>
-        <w:tblStyle w:val="TableGrid"/>
-        <w:tblW w:type="auto" w:w="0"/>
-        <w:jc w:val="center"/>
-        <w:tblLayout w:type="fixed"/>
-        <w:tblLook w:firstColumn="1" w:firstRow="1" w:lastColumn="0" w:lastRow="0" w:noHBand="0" w:noVBand="1" w:val="04A0"/>
-        <w:tblLayout w:type="fixed"/>
-      </w:tblPr>
-      <w:tblGrid>
-        <w:gridCol w:w="2428"/>
-        <w:gridCol w:w="2428"/>
-        <w:gridCol w:w="2428"/>
-        <w:gridCol w:w="2428"/>
-        <w:gridCol w:w="2428"/>
-        <w:gridCol w:w="2428"/>
-      </w:tblGrid>
-      <w:tr>
-        <w:trPr>
-          <w:tblHeader/>
-          <w:cantSplit/>
-        </w:trPr>
-        <w:tc>
-          <w:tcPr>
-            <w:tcW w:type="dxa" w:w="510"/>
-          </w:tcPr>
-          <w:p>
-            <w:pPr>
-              <w:spacing w:line="240" w:lineRule="auto"/>
-              <w:ind w:firstLine="0"/>
-            </w:pPr>
-            <w:r/>
-            <w:r>
-              <w:rPr>
-                <w:rFonts w:ascii="Times New Roman" w:hAnsi="Times New Roman" w:cs="Times New Roman" w:eastAsia="Times New Roman"/>
-                <w:b/>
-                <w:i w:val="0"/>
-                <w:sz w:val="28"/>
-                <w:u w:val="none"/>
-              </w:rPr>
-              <w:t>№</w:t>
-            </w:r>
-          </w:p>
-        </w:tc>
-        <w:tc>
-          <w:tcPr>
-            <w:tcW w:type="dxa" w:w="3584"/>
-          </w:tcPr>
-          <w:p>
-            <w:pPr>
-              <w:spacing w:line="240" w:lineRule="auto"/>
-              <w:ind w:firstLine="0"/>
-            </w:pPr>
-            <w:r/>
-            <w:r>
-              <w:rPr>
-                <w:rFonts w:ascii="Times New Roman" w:hAnsi="Times New Roman" w:cs="Times New Roman" w:eastAsia="Times New Roman"/>
-                <w:b/>
-                <w:i w:val="0"/>
-                <w:sz w:val="28"/>
-                <w:u w:val="none"/>
-              </w:rPr>
-              <w:t>Наименование научного труда</w:t>
-            </w:r>
-          </w:p>
-        </w:tc>
-        <w:tc>
-          <w:tcPr>
-            <w:tcW w:type="dxa" w:w="1821"/>
-          </w:tcPr>
-          <w:p>
-            <w:pPr>
-              <w:spacing w:line="240" w:lineRule="auto"/>
-              <w:ind w:firstLine="0"/>
-            </w:pPr>
-            <w:r/>
-            <w:r>
-              <w:rPr>
-                <w:rFonts w:ascii="Times New Roman" w:hAnsi="Times New Roman" w:cs="Times New Roman" w:eastAsia="Times New Roman"/>
-                <w:b/>
-                <w:i w:val="0"/>
-                <w:sz w:val="28"/>
-                <w:u w:val="none"/>
-              </w:rPr>
-              <w:t>Характер работы</w:t>
-            </w:r>
-          </w:p>
-        </w:tc>
-        <w:tc>
-          <w:tcPr>
-            <w:tcW w:type="dxa" w:w="4910"/>
-          </w:tcPr>
-          <w:p>
-            <w:pPr>
-              <w:spacing w:line="240" w:lineRule="auto"/>
-              <w:ind w:firstLine="0"/>
-            </w:pPr>
-            <w:r/>
-            <w:r>
-              <w:rPr>
-                <w:rFonts w:ascii="Times New Roman" w:hAnsi="Times New Roman" w:cs="Times New Roman" w:eastAsia="Times New Roman"/>
-                <w:b/>
-                <w:i w:val="0"/>
-                <w:sz w:val="28"/>
-                <w:u w:val="none"/>
-              </w:rPr>
-              <w:t>Выходные данные</w:t>
-            </w:r>
-          </w:p>
-        </w:tc>
-        <w:tc>
-          <w:tcPr>
-            <w:tcW w:type="dxa" w:w="1151"/>
-          </w:tcPr>
-          <w:p>
-            <w:pPr>
-              <w:spacing w:line="240" w:lineRule="auto"/>
-              <w:ind w:firstLine="0"/>
-            </w:pPr>
-            <w:r/>
-            <w:r>
-              <w:rPr>
-                <w:rFonts w:ascii="Times New Roman" w:hAnsi="Times New Roman" w:cs="Times New Roman" w:eastAsia="Times New Roman"/>
-                <w:b/>
-                <w:i w:val="0"/>
-                <w:sz w:val="28"/>
-                <w:u w:val="none"/>
-              </w:rPr>
-              <w:t>Объем,</w:t>
-            </w:r>
-          </w:p>
-          <w:p>
-            <w:pPr>
-              <w:spacing w:line="240" w:lineRule="auto"/>
-              <w:ind w:firstLine="0"/>
-            </w:pPr>
-            <w:r>
-              <w:rPr>
-                <w:rFonts w:ascii="Times New Roman" w:hAnsi="Times New Roman" w:cs="Times New Roman" w:eastAsia="Times New Roman"/>
-                <w:b/>
-                <w:i w:val="0"/>
-                <w:sz w:val="28"/>
-                <w:u w:val="none"/>
-              </w:rPr>
-              <w:t>стр.</w:t>
-            </w:r>
-          </w:p>
-        </w:tc>
-        <w:tc>
-          <w:tcPr>
-            <w:tcW w:type="dxa" w:w="2593"/>
-          </w:tcPr>
-          <w:p>
-            <w:pPr>
-              <w:spacing w:line="240" w:lineRule="auto"/>
-              <w:ind w:firstLine="0"/>
-            </w:pPr>
-            <w:r/>
-            <w:r>
-              <w:rPr>
-                <w:rFonts w:ascii="Times New Roman" w:hAnsi="Times New Roman" w:cs="Times New Roman" w:eastAsia="Times New Roman"/>
-                <w:b/>
                 <w:i w:val="0"/>
                 <w:sz w:val="28"/>
                 <w:u w:val="none"/>
@@ -1753,7 +1078,7 @@
                 <w:sz w:val="28"/>
                 <w:u w:val="none"/>
               </w:rPr>
-              <w:t>3</w:t>
+              <w:t>2</w:t>
             </w:r>
           </w:p>
         </w:tc>
@@ -1954,7 +1279,7 @@
                 <w:sz w:val="28"/>
                 <w:u w:val="none"/>
               </w:rPr>
-              <w:t>4</w:t>
+              <w:t>3</w:t>
             </w:r>
           </w:p>
         </w:tc>
@@ -2171,7 +1496,7 @@
                 <w:sz w:val="28"/>
                 <w:u w:val="none"/>
               </w:rPr>
-              <w:t>5</w:t>
+              <w:t>4</w:t>
             </w:r>
           </w:p>
         </w:tc>
@@ -2378,6 +1703,681 @@
                 <w:u w:val="none"/>
               </w:rPr>
               <w:t>Калдыбаева А.С.</w:t>
+            </w:r>
+          </w:p>
+        </w:tc>
+      </w:tr>
+    </w:tbl>
+    <w:p/>
+    <w:p>
+      <w:pPr>
+        <w:tabs>
+          <w:tab w:pos="14570" w:val="right"/>
+        </w:tabs>
+        <w:spacing w:after="0" w:before="280"/>
+        <w:ind w:firstLine="0"/>
+        <w:jc w:val="left"/>
+      </w:pPr>
+      <w:r>
+        <w:rPr>
+          <w:rFonts w:ascii="Times New Roman" w:hAnsi="Times New Roman" w:cs="Times New Roman" w:eastAsia="Times New Roman"/>
+          <w:b w:val="0"/>
+          <w:i w:val="0"/>
+          <w:sz w:val="28"/>
+          <w:u w:val="none"/>
+        </w:rPr>
+        <w:t>Соискатель</w:t>
+      </w:r>
+      <w:r>
+        <w:rPr>
+          <w:rFonts w:ascii="Times New Roman" w:hAnsi="Times New Roman" w:cs="Times New Roman" w:eastAsia="Times New Roman"/>
+          <w:b w:val="0"/>
+          <w:i w:val="0"/>
+          <w:sz w:val="28"/>
+          <w:u w:val="none"/>
+        </w:rPr>
+        <w:tab/>
+      </w:r>
+      <w:r>
+        <w:rPr>
+          <w:rFonts w:ascii="Times New Roman" w:hAnsi="Times New Roman" w:cs="Times New Roman" w:eastAsia="Times New Roman"/>
+          <w:b w:val="0"/>
+          <w:i w:val="0"/>
+          <w:sz w:val="28"/>
+          <w:u w:val="none"/>
+        </w:rPr>
+        <w:t>Есмухамедов Н.С.</w:t>
+      </w:r>
+    </w:p>
+    <w:p>
+      <w:pPr>
+        <w:spacing w:after="0" w:before="280"/>
+        <w:ind w:firstLine="0"/>
+        <w:jc w:val="left"/>
+      </w:pPr>
+      <w:r>
+        <w:rPr>
+          <w:rFonts w:ascii="Times New Roman" w:hAnsi="Times New Roman" w:cs="Times New Roman" w:eastAsia="Times New Roman"/>
+          <w:b w:val="0"/>
+          <w:i w:val="0"/>
+          <w:sz w:val="28"/>
+          <w:u w:val="none"/>
+        </w:rPr>
+        <w:t>Ученый секретарь</w:t>
+      </w:r>
+    </w:p>
+    <w:p>
+      <w:pPr>
+        <w:tabs>
+          <w:tab w:pos="14570" w:val="right"/>
+        </w:tabs>
+        <w:spacing w:after="0" w:before="0"/>
+        <w:ind w:firstLine="0"/>
+        <w:jc w:val="left"/>
+      </w:pPr>
+      <w:r>
+        <w:rPr>
+          <w:rFonts w:ascii="Times New Roman" w:hAnsi="Times New Roman" w:cs="Times New Roman" w:eastAsia="Times New Roman"/>
+          <w:b w:val="0"/>
+          <w:i w:val="0"/>
+          <w:sz w:val="28"/>
+          <w:u w:val="none"/>
+        </w:rPr>
+        <w:t>АО «МУИТ»</w:t>
+      </w:r>
+      <w:r>
+        <w:rPr>
+          <w:rFonts w:ascii="Times New Roman" w:hAnsi="Times New Roman" w:cs="Times New Roman" w:eastAsia="Times New Roman"/>
+          <w:b w:val="0"/>
+          <w:i w:val="0"/>
+          <w:sz w:val="28"/>
+          <w:u w:val="none"/>
+        </w:rPr>
+        <w:tab/>
+      </w:r>
+      <w:r>
+        <w:rPr>
+          <w:rFonts w:ascii="Times New Roman" w:hAnsi="Times New Roman" w:cs="Times New Roman" w:eastAsia="Times New Roman"/>
+          <w:b w:val="0"/>
+          <w:i w:val="0"/>
+          <w:sz w:val="28"/>
+          <w:u w:val="none"/>
+        </w:rPr>
+        <w:t>Есмурзаева А.Б.</w:t>
+      </w:r>
+    </w:p>
+    <w:p>
+      <w:pPr>
+        <w:pageBreakBefore/>
+        <w:spacing w:before="0" w:after="0"/>
+      </w:pPr>
+    </w:p>
+    <w:tbl>
+      <w:tblPr>
+        <w:tblStyle w:val="TableGrid"/>
+        <w:tblW w:type="auto" w:w="0"/>
+        <w:jc w:val="center"/>
+        <w:tblLayout w:type="fixed"/>
+        <w:tblLook w:firstColumn="1" w:firstRow="1" w:lastColumn="0" w:lastRow="0" w:noHBand="0" w:noVBand="1" w:val="04A0"/>
+        <w:tblLayout w:type="fixed"/>
+      </w:tblPr>
+      <w:tblGrid>
+        <w:gridCol w:w="2428"/>
+        <w:gridCol w:w="2428"/>
+        <w:gridCol w:w="2428"/>
+        <w:gridCol w:w="2428"/>
+        <w:gridCol w:w="2428"/>
+        <w:gridCol w:w="2428"/>
+      </w:tblGrid>
+      <w:tr>
+        <w:trPr>
+          <w:tblHeader/>
+          <w:cantSplit/>
+        </w:trPr>
+        <w:tc>
+          <w:tcPr>
+            <w:tcW w:type="dxa" w:w="510"/>
+          </w:tcPr>
+          <w:p>
+            <w:pPr>
+              <w:spacing w:line="240" w:lineRule="auto"/>
+              <w:ind w:firstLine="0"/>
+            </w:pPr>
+            <w:r/>
+            <w:r>
+              <w:rPr>
+                <w:rFonts w:ascii="Times New Roman" w:hAnsi="Times New Roman" w:cs="Times New Roman" w:eastAsia="Times New Roman"/>
+                <w:b w:val="0"/>
+                <w:i w:val="0"/>
+                <w:sz w:val="28"/>
+                <w:u w:val="none"/>
+              </w:rPr>
+              <w:t>№</w:t>
+            </w:r>
+          </w:p>
+        </w:tc>
+        <w:tc>
+          <w:tcPr>
+            <w:tcW w:type="dxa" w:w="3584"/>
+          </w:tcPr>
+          <w:p>
+            <w:pPr>
+              <w:spacing w:line="240" w:lineRule="auto"/>
+              <w:ind w:firstLine="0"/>
+            </w:pPr>
+            <w:r/>
+            <w:r>
+              <w:rPr>
+                <w:rFonts w:ascii="Times New Roman" w:hAnsi="Times New Roman" w:cs="Times New Roman" w:eastAsia="Times New Roman"/>
+                <w:b w:val="0"/>
+                <w:i w:val="0"/>
+                <w:sz w:val="28"/>
+                <w:u w:val="none"/>
+              </w:rPr>
+              <w:t>Наименование научного труда</w:t>
+            </w:r>
+          </w:p>
+        </w:tc>
+        <w:tc>
+          <w:tcPr>
+            <w:tcW w:type="dxa" w:w="1821"/>
+          </w:tcPr>
+          <w:p>
+            <w:pPr>
+              <w:spacing w:line="240" w:lineRule="auto"/>
+              <w:ind w:firstLine="0"/>
+            </w:pPr>
+            <w:r/>
+            <w:r>
+              <w:rPr>
+                <w:rFonts w:ascii="Times New Roman" w:hAnsi="Times New Roman" w:cs="Times New Roman" w:eastAsia="Times New Roman"/>
+                <w:b w:val="0"/>
+                <w:i w:val="0"/>
+                <w:sz w:val="28"/>
+                <w:u w:val="none"/>
+              </w:rPr>
+              <w:t>Характер работы</w:t>
+            </w:r>
+          </w:p>
+        </w:tc>
+        <w:tc>
+          <w:tcPr>
+            <w:tcW w:type="dxa" w:w="4910"/>
+          </w:tcPr>
+          <w:p>
+            <w:pPr>
+              <w:spacing w:line="240" w:lineRule="auto"/>
+              <w:ind w:firstLine="0"/>
+            </w:pPr>
+            <w:r/>
+            <w:r>
+              <w:rPr>
+                <w:rFonts w:ascii="Times New Roman" w:hAnsi="Times New Roman" w:cs="Times New Roman" w:eastAsia="Times New Roman"/>
+                <w:b w:val="0"/>
+                <w:i w:val="0"/>
+                <w:sz w:val="28"/>
+                <w:u w:val="none"/>
+              </w:rPr>
+              <w:t>Выходные данные</w:t>
+            </w:r>
+          </w:p>
+        </w:tc>
+        <w:tc>
+          <w:tcPr>
+            <w:tcW w:type="dxa" w:w="1151"/>
+          </w:tcPr>
+          <w:p>
+            <w:pPr>
+              <w:spacing w:line="240" w:lineRule="auto"/>
+              <w:ind w:firstLine="0"/>
+            </w:pPr>
+            <w:r/>
+            <w:r>
+              <w:rPr>
+                <w:rFonts w:ascii="Times New Roman" w:hAnsi="Times New Roman" w:cs="Times New Roman" w:eastAsia="Times New Roman"/>
+                <w:b w:val="0"/>
+                <w:i w:val="0"/>
+                <w:sz w:val="28"/>
+                <w:u w:val="none"/>
+              </w:rPr>
+              <w:t>Объем,</w:t>
+            </w:r>
+          </w:p>
+          <w:p>
+            <w:pPr>
+              <w:spacing w:line="240" w:lineRule="auto"/>
+              <w:ind w:firstLine="0"/>
+            </w:pPr>
+            <w:r>
+              <w:rPr>
+                <w:rFonts w:ascii="Times New Roman" w:hAnsi="Times New Roman" w:cs="Times New Roman" w:eastAsia="Times New Roman"/>
+                <w:b w:val="0"/>
+                <w:i w:val="0"/>
+                <w:sz w:val="28"/>
+                <w:u w:val="none"/>
+              </w:rPr>
+              <w:t>стр.</w:t>
+            </w:r>
+          </w:p>
+        </w:tc>
+        <w:tc>
+          <w:tcPr>
+            <w:tcW w:type="dxa" w:w="2593"/>
+          </w:tcPr>
+          <w:p>
+            <w:pPr>
+              <w:spacing w:line="240" w:lineRule="auto"/>
+              <w:ind w:firstLine="0"/>
+            </w:pPr>
+            <w:r/>
+            <w:r>
+              <w:rPr>
+                <w:rFonts w:ascii="Times New Roman" w:hAnsi="Times New Roman" w:cs="Times New Roman" w:eastAsia="Times New Roman"/>
+                <w:b w:val="0"/>
+                <w:i w:val="0"/>
+                <w:sz w:val="28"/>
+                <w:u w:val="none"/>
+              </w:rPr>
+              <w:t>Соавторы</w:t>
+            </w:r>
+          </w:p>
+        </w:tc>
+      </w:tr>
+      <w:tr>
+        <w:trPr>
+          <w:cantSplit/>
+        </w:trPr>
+        <w:tc>
+          <w:tcPr>
+            <w:tcW w:type="dxa" w:w="510"/>
+          </w:tcPr>
+          <w:p>
+            <w:pPr>
+              <w:spacing w:line="240" w:lineRule="auto"/>
+              <w:ind w:firstLine="0"/>
+            </w:pPr>
+            <w:r/>
+            <w:r>
+              <w:rPr>
+                <w:rFonts w:ascii="Times New Roman" w:hAnsi="Times New Roman" w:cs="Times New Roman" w:eastAsia="Times New Roman"/>
+                <w:b w:val="0"/>
+                <w:i w:val="0"/>
+                <w:sz w:val="28"/>
+                <w:u w:val="none"/>
+              </w:rPr>
+              <w:t>1</w:t>
+            </w:r>
+          </w:p>
+        </w:tc>
+        <w:tc>
+          <w:tcPr>
+            <w:tcW w:type="dxa" w:w="3584"/>
+          </w:tcPr>
+          <w:p>
+            <w:pPr>
+              <w:spacing w:line="240" w:lineRule="auto"/>
+              <w:ind w:firstLine="0"/>
+            </w:pPr>
+            <w:r/>
+            <w:r>
+              <w:rPr>
+                <w:rFonts w:ascii="Times New Roman" w:hAnsi="Times New Roman" w:cs="Times New Roman" w:eastAsia="Times New Roman"/>
+                <w:b w:val="0"/>
+                <w:i w:val="0"/>
+                <w:sz w:val="28"/>
+                <w:u w:val="none"/>
+              </w:rPr>
+              <w:t>2</w:t>
+            </w:r>
+          </w:p>
+        </w:tc>
+        <w:tc>
+          <w:tcPr>
+            <w:tcW w:type="dxa" w:w="1821"/>
+          </w:tcPr>
+          <w:p>
+            <w:pPr>
+              <w:spacing w:line="240" w:lineRule="auto"/>
+              <w:ind w:firstLine="0"/>
+            </w:pPr>
+            <w:r/>
+            <w:r>
+              <w:rPr>
+                <w:rFonts w:ascii="Times New Roman" w:hAnsi="Times New Roman" w:cs="Times New Roman" w:eastAsia="Times New Roman"/>
+                <w:b w:val="0"/>
+                <w:i w:val="0"/>
+                <w:sz w:val="28"/>
+                <w:u w:val="none"/>
+              </w:rPr>
+              <w:t>3</w:t>
+            </w:r>
+          </w:p>
+        </w:tc>
+        <w:tc>
+          <w:tcPr>
+            <w:tcW w:type="dxa" w:w="4910"/>
+          </w:tcPr>
+          <w:p>
+            <w:pPr>
+              <w:spacing w:line="240" w:lineRule="auto"/>
+              <w:ind w:firstLine="0"/>
+            </w:pPr>
+            <w:r/>
+            <w:r>
+              <w:rPr>
+                <w:rFonts w:ascii="Times New Roman" w:hAnsi="Times New Roman" w:cs="Times New Roman" w:eastAsia="Times New Roman"/>
+                <w:b w:val="0"/>
+                <w:i w:val="0"/>
+                <w:sz w:val="28"/>
+                <w:u w:val="none"/>
+              </w:rPr>
+              <w:t>4</w:t>
+            </w:r>
+          </w:p>
+        </w:tc>
+        <w:tc>
+          <w:tcPr>
+            <w:tcW w:type="dxa" w:w="1151"/>
+          </w:tcPr>
+          <w:p>
+            <w:pPr>
+              <w:spacing w:line="240" w:lineRule="auto"/>
+              <w:ind w:firstLine="0"/>
+            </w:pPr>
+            <w:r/>
+            <w:r>
+              <w:rPr>
+                <w:rFonts w:ascii="Times New Roman" w:hAnsi="Times New Roman" w:cs="Times New Roman" w:eastAsia="Times New Roman"/>
+                <w:b w:val="0"/>
+                <w:i w:val="0"/>
+                <w:sz w:val="28"/>
+                <w:u w:val="none"/>
+              </w:rPr>
+              <w:t>5</w:t>
+            </w:r>
+          </w:p>
+        </w:tc>
+        <w:tc>
+          <w:tcPr>
+            <w:tcW w:type="dxa" w:w="2593"/>
+          </w:tcPr>
+          <w:p>
+            <w:pPr>
+              <w:spacing w:line="240" w:lineRule="auto"/>
+              <w:ind w:firstLine="0"/>
+            </w:pPr>
+            <w:r/>
+            <w:r>
+              <w:rPr>
+                <w:rFonts w:ascii="Times New Roman" w:hAnsi="Times New Roman" w:cs="Times New Roman" w:eastAsia="Times New Roman"/>
+                <w:b w:val="0"/>
+                <w:i w:val="0"/>
+                <w:sz w:val="28"/>
+                <w:u w:val="none"/>
+              </w:rPr>
+              <w:t>6</w:t>
+            </w:r>
+          </w:p>
+        </w:tc>
+      </w:tr>
+      <w:tr>
+        <w:trPr>
+          <w:cantSplit/>
+        </w:trPr>
+        <w:tc>
+          <w:tcPr>
+            <w:tcW w:type="dxa" w:w="14569"/>
+            <w:gridSpan w:val="6"/>
+          </w:tcPr>
+          <w:p>
+            <w:pPr>
+              <w:spacing w:line="240" w:lineRule="auto"/>
+              <w:ind w:firstLine="0"/>
+              <w:jc w:val="center"/>
+            </w:pPr>
+            <w:r/>
+            <w:r>
+              <w:rPr>
+                <w:rFonts w:ascii="Times New Roman" w:hAnsi="Times New Roman" w:cs="Times New Roman" w:eastAsia="Times New Roman"/>
+                <w:b/>
+                <w:i w:val="0"/>
+                <w:sz w:val="28"/>
+                <w:u w:val="none"/>
+              </w:rPr>
+              <w:t>Публикации в материалах международных научно-практических конференциях, индексируемых в Web of Science или Scopus</w:t>
+            </w:r>
+          </w:p>
+        </w:tc>
+      </w:tr>
+      <w:tr>
+        <w:trPr>
+          <w:cantSplit/>
+        </w:trPr>
+        <w:tc>
+          <w:tcPr>
+            <w:tcW w:type="dxa" w:w="510"/>
+          </w:tcPr>
+          <w:p>
+            <w:pPr>
+              <w:spacing w:line="240" w:lineRule="auto"/>
+              <w:ind w:firstLine="0"/>
+            </w:pPr>
+            <w:r/>
+            <w:r>
+              <w:rPr>
+                <w:rFonts w:ascii="Times New Roman" w:hAnsi="Times New Roman" w:cs="Times New Roman" w:eastAsia="Times New Roman"/>
+                <w:b w:val="0"/>
+                <w:i w:val="0"/>
+                <w:sz w:val="28"/>
+                <w:u w:val="none"/>
+              </w:rPr>
+              <w:t>5</w:t>
+            </w:r>
+          </w:p>
+        </w:tc>
+        <w:tc>
+          <w:tcPr>
+            <w:tcW w:type="dxa" w:w="3584"/>
+          </w:tcPr>
+          <w:p>
+            <w:pPr>
+              <w:spacing w:line="240" w:lineRule="auto"/>
+              <w:ind w:firstLine="0"/>
+            </w:pPr>
+            <w:r/>
+            <w:r>
+              <w:rPr>
+                <w:rFonts w:ascii="Times New Roman" w:hAnsi="Times New Roman" w:cs="Times New Roman" w:eastAsia="Times New Roman"/>
+                <w:b w:val="0"/>
+                <w:i w:val="0"/>
+                <w:sz w:val="28"/>
+                <w:u w:val="none"/>
+              </w:rPr>
+              <w:t>Methods for pre-processing and analysis of fundus images for detection of diabetic retinopathy</w:t>
+            </w:r>
+          </w:p>
+        </w:tc>
+        <w:tc>
+          <w:tcPr>
+            <w:tcW w:type="dxa" w:w="1821"/>
+          </w:tcPr>
+          <w:p>
+            <w:pPr>
+              <w:spacing w:line="240" w:lineRule="auto"/>
+              <w:ind w:firstLine="0"/>
+            </w:pPr>
+            <w:r/>
+            <w:r>
+              <w:rPr>
+                <w:rFonts w:ascii="Times New Roman" w:hAnsi="Times New Roman" w:cs="Times New Roman" w:eastAsia="Times New Roman"/>
+                <w:b w:val="0"/>
+                <w:i w:val="0"/>
+                <w:sz w:val="28"/>
+                <w:u w:val="none"/>
+              </w:rPr>
+              <w:t>Печатный/</w:t>
+            </w:r>
+          </w:p>
+          <w:p>
+            <w:pPr>
+              <w:spacing w:line="240" w:lineRule="auto"/>
+              <w:ind w:firstLine="0"/>
+            </w:pPr>
+            <w:r>
+              <w:rPr>
+                <w:rFonts w:ascii="Times New Roman" w:hAnsi="Times New Roman" w:cs="Times New Roman" w:eastAsia="Times New Roman"/>
+                <w:b w:val="0"/>
+                <w:i w:val="0"/>
+                <w:sz w:val="28"/>
+                <w:u w:val="none"/>
+              </w:rPr>
+              <w:t>электронный</w:t>
+            </w:r>
+          </w:p>
+        </w:tc>
+        <w:tc>
+          <w:tcPr>
+            <w:tcW w:type="dxa" w:w="4910"/>
+          </w:tcPr>
+          <w:p>
+            <w:pPr>
+              <w:spacing w:line="240" w:lineRule="auto"/>
+              <w:ind w:firstLine="0"/>
+            </w:pPr>
+            <w:r/>
+            <w:r>
+              <w:rPr>
+                <w:rFonts w:ascii="Times New Roman" w:hAnsi="Times New Roman" w:cs="Times New Roman" w:eastAsia="Times New Roman"/>
+                <w:b w:val="0"/>
+                <w:i w:val="0"/>
+                <w:sz w:val="28"/>
+                <w:u w:val="none"/>
+              </w:rPr>
+              <w:t>3-й Международный семинар «Цифровое общество» — DS 2025, г. Стамбул, Турция, 28–30 октября 2025 г.</w:t>
+            </w:r>
+          </w:p>
+          <w:p>
+            <w:pPr>
+              <w:spacing w:line="240" w:lineRule="auto"/>
+              <w:ind w:firstLine="0"/>
+            </w:pPr>
+            <w:r>
+              <w:rPr>
+                <w:rFonts w:ascii="Times New Roman" w:hAnsi="Times New Roman" w:cs="Times New Roman" w:eastAsia="Times New Roman"/>
+                <w:b w:val="0"/>
+                <w:i w:val="0"/>
+                <w:sz w:val="28"/>
+                <w:u w:val="none"/>
+              </w:rPr>
+              <w:t>Procedia Computer Science. 2025. Vol. 272. P. 496–501.</w:t>
+            </w:r>
+          </w:p>
+          <w:p>
+            <w:pPr>
+              <w:spacing w:line="240" w:lineRule="auto"/>
+              <w:ind w:firstLine="0"/>
+            </w:pPr>
+            <w:r>
+              <w:rPr>
+                <w:rFonts w:ascii="Times New Roman" w:hAnsi="Times New Roman" w:cs="Times New Roman" w:eastAsia="Times New Roman"/>
+                <w:b w:val="0"/>
+                <w:i w:val="0"/>
+                <w:sz w:val="28"/>
+                <w:u w:val="none"/>
+              </w:rPr>
+              <w:t>DOI: https://doi.org/10.1016/j.procs.2025.10.237</w:t>
+            </w:r>
+          </w:p>
+        </w:tc>
+        <w:tc>
+          <w:tcPr>
+            <w:tcW w:type="dxa" w:w="1151"/>
+          </w:tcPr>
+          <w:p>
+            <w:pPr>
+              <w:spacing w:line="240" w:lineRule="auto"/>
+              <w:ind w:firstLine="0"/>
+            </w:pPr>
+            <w:r/>
+            <w:r>
+              <w:rPr>
+                <w:rFonts w:ascii="Times New Roman" w:hAnsi="Times New Roman" w:cs="Times New Roman" w:eastAsia="Times New Roman"/>
+                <w:b w:val="0"/>
+                <w:i w:val="0"/>
+                <w:sz w:val="28"/>
+                <w:u w:val="none"/>
+              </w:rPr>
+              <w:t>6</w:t>
+            </w:r>
+          </w:p>
+        </w:tc>
+        <w:tc>
+          <w:tcPr>
+            <w:tcW w:type="dxa" w:w="2593"/>
+          </w:tcPr>
+          <w:p>
+            <w:pPr>
+              <w:spacing w:line="240" w:lineRule="auto"/>
+              <w:ind w:firstLine="0"/>
+            </w:pPr>
+            <w:r/>
+            <w:r>
+              <w:rPr>
+                <w:rFonts w:ascii="Times New Roman" w:hAnsi="Times New Roman" w:cs="Times New Roman" w:eastAsia="Times New Roman"/>
+                <w:b w:val="0"/>
+                <w:i w:val="0"/>
+                <w:sz w:val="28"/>
+                <w:u w:val="none"/>
+              </w:rPr>
+              <w:t>Сапакова С.З.,</w:t>
+            </w:r>
+          </w:p>
+          <w:p>
+            <w:pPr>
+              <w:spacing w:line="240" w:lineRule="auto"/>
+              <w:ind w:firstLine="0"/>
+            </w:pPr>
+            <w:r>
+              <w:rPr>
+                <w:rFonts w:ascii="Times New Roman" w:hAnsi="Times New Roman" w:cs="Times New Roman" w:eastAsia="Times New Roman"/>
+                <w:b w:val="0"/>
+                <w:i w:val="0"/>
+                <w:sz w:val="28"/>
+                <w:u w:val="none"/>
+              </w:rPr>
+              <w:t>Сапаков А.Е.,</w:t>
+            </w:r>
+          </w:p>
+          <w:p>
+            <w:pPr>
+              <w:spacing w:line="240" w:lineRule="auto"/>
+              <w:ind w:firstLine="0"/>
+            </w:pPr>
+            <w:r>
+              <w:rPr>
+                <w:rFonts w:ascii="Times New Roman" w:hAnsi="Times New Roman" w:cs="Times New Roman" w:eastAsia="Times New Roman"/>
+                <w:b w:val="0"/>
+                <w:i w:val="0"/>
+                <w:sz w:val="28"/>
+                <w:u w:val="none"/>
+              </w:rPr>
+              <w:t>Ембердиева А.Б.,</w:t>
+            </w:r>
+          </w:p>
+          <w:p>
+            <w:pPr>
+              <w:spacing w:line="240" w:lineRule="auto"/>
+              <w:ind w:firstLine="0"/>
+            </w:pPr>
+            <w:r>
+              <w:rPr>
+                <w:rFonts w:ascii="Times New Roman" w:hAnsi="Times New Roman" w:cs="Times New Roman" w:eastAsia="Times New Roman"/>
+                <w:b w:val="0"/>
+                <w:i w:val="0"/>
+                <w:sz w:val="28"/>
+                <w:u w:val="none"/>
+              </w:rPr>
+              <w:t>Кожамкулова Ж.Ж.</w:t>
             </w:r>
           </w:p>
         </w:tc>

--- a/defense/docs/publications/publications_list_ru.docx
+++ b/defense/docs/publications/publications_list_ru.docx
@@ -81,17 +81,16 @@
         <w:tblStyle w:val="TableGrid"/>
         <w:tblW w:type="auto" w:w="0"/>
         <w:jc w:val="center"/>
-        <w:tblLayout w:type="fixed"/>
         <w:tblLook w:firstColumn="1" w:firstRow="1" w:lastColumn="0" w:lastRow="0" w:noHBand="0" w:noVBand="1" w:val="04A0"/>
         <w:tblLayout w:type="fixed"/>
       </w:tblPr>
       <w:tblGrid>
-        <w:gridCol w:w="2428"/>
-        <w:gridCol w:w="2428"/>
-        <w:gridCol w:w="2428"/>
-        <w:gridCol w:w="2428"/>
-        <w:gridCol w:w="2428"/>
-        <w:gridCol w:w="2428"/>
+        <w:gridCol w:w="510"/>
+        <w:gridCol w:w="3584"/>
+        <w:gridCol w:w="1821"/>
+        <w:gridCol w:w="4910"/>
+        <w:gridCol w:w="1151"/>
+        <w:gridCol w:w="2593"/>
       </w:tblGrid>
       <w:tr>
         <w:trPr>
@@ -724,17 +723,16 @@
         <w:tblStyle w:val="TableGrid"/>
         <w:tblW w:type="auto" w:w="0"/>
         <w:jc w:val="center"/>
-        <w:tblLayout w:type="fixed"/>
         <w:tblLook w:firstColumn="1" w:firstRow="1" w:lastColumn="0" w:lastRow="0" w:noHBand="0" w:noVBand="1" w:val="04A0"/>
         <w:tblLayout w:type="fixed"/>
       </w:tblPr>
       <w:tblGrid>
-        <w:gridCol w:w="2428"/>
-        <w:gridCol w:w="2428"/>
-        <w:gridCol w:w="2428"/>
-        <w:gridCol w:w="2428"/>
-        <w:gridCol w:w="2428"/>
-        <w:gridCol w:w="2428"/>
+        <w:gridCol w:w="510"/>
+        <w:gridCol w:w="3584"/>
+        <w:gridCol w:w="1821"/>
+        <w:gridCol w:w="4910"/>
+        <w:gridCol w:w="1151"/>
+        <w:gridCol w:w="2593"/>
       </w:tblGrid>
       <w:tr>
         <w:trPr>
@@ -1817,17 +1815,16 @@
         <w:tblStyle w:val="TableGrid"/>
         <w:tblW w:type="auto" w:w="0"/>
         <w:jc w:val="center"/>
-        <w:tblLayout w:type="fixed"/>
         <w:tblLook w:firstColumn="1" w:firstRow="1" w:lastColumn="0" w:lastRow="0" w:noHBand="0" w:noVBand="1" w:val="04A0"/>
         <w:tblLayout w:type="fixed"/>
       </w:tblPr>
       <w:tblGrid>
-        <w:gridCol w:w="2428"/>
-        <w:gridCol w:w="2428"/>
-        <w:gridCol w:w="2428"/>
-        <w:gridCol w:w="2428"/>
-        <w:gridCol w:w="2428"/>
-        <w:gridCol w:w="2428"/>
+        <w:gridCol w:w="510"/>
+        <w:gridCol w:w="3584"/>
+        <w:gridCol w:w="1821"/>
+        <w:gridCol w:w="4910"/>
+        <w:gridCol w:w="1151"/>
+        <w:gridCol w:w="2593"/>
       </w:tblGrid>
       <w:tr>
         <w:trPr>
